--- a/manuak.docx
+++ b/manuak.docx
@@ -3,144 +3,44 @@
 <w:document xmlns:wpc="http://schemas.microsoft.com/office/word/2010/wordprocessingCanvas" xmlns:cx="http://schemas.microsoft.com/office/drawing/2014/chartex" xmlns:cx1="http://schemas.microsoft.com/office/drawing/2015/9/8/chartex" xmlns:cx2="http://schemas.microsoft.com/office/drawing/2015/10/21/chartex" xmlns:cx3="http://schemas.microsoft.com/office/drawing/2016/5/9/chartex" xmlns:cx4="http://schemas.microsoft.com/office/drawing/2016/5/10/chartex" xmlns:cx5="http://schemas.microsoft.com/office/drawing/2016/5/11/chartex" xmlns:cx6="http://schemas.microsoft.com/office/drawing/2016/5/12/chartex" xmlns:cx7="http://schemas.microsoft.com/office/drawing/2016/5/13/chartex" xmlns:cx8="http://schemas.microsoft.com/office/drawing/2016/5/14/chartex" xmlns:mc="http://schemas.openxmlformats.org/markup-compatibility/2006" xmlns:aink="http://schemas.microsoft.com/office/drawing/2016/ink" xmlns:am3d="http://schemas.microsoft.com/office/drawing/2017/model3d" xmlns:o="urn:schemas-microsoft-com:office:office" xmlns:oel="http://schemas.microsoft.com/office/2019/extlst" xmlns:r="http://schemas.openxmlformats.org/officeDocument/2006/relationships" xmlns:m="http://schemas.openxmlformats.org/officeDocument/2006/math" xmlns:v="urn:schemas-microsoft-com:vml" xmlns:wp14="http://schemas.microsoft.com/office/word/2010/wordprocessingDrawing" xmlns:wp="http://schemas.openxmlformats.org/drawingml/2006/wordprocessingDrawing" xmlns:w10="urn:schemas-microsoft-com:office:word" xmlns:w="http://schemas.openxmlformats.org/wordprocessingml/2006/main" xmlns:w14="http://schemas.microsoft.com/office/word/2010/wordml" xmlns:w15="http://schemas.microsoft.com/office/word/2012/wordml" xmlns:w16cex="http://schemas.microsoft.com/office/word/2018/wordml/cex" xmlns:w16cid="http://schemas.microsoft.com/office/word/2016/wordml/cid" xmlns:w16="http://schemas.microsoft.com/office/word/2018/wordml" xmlns:w16du="http://schemas.microsoft.com/office/word/2023/wordml/word16du" xmlns:w16sdtdh="http://schemas.microsoft.com/office/word/2020/wordml/sdtdatahash" xmlns:w16sdtfl="http://schemas.microsoft.com/office/word/2024/wordml/sdtformatlock" xmlns:w16se="http://schemas.microsoft.com/office/word/2015/wordml/symex" xmlns:wpg="http://schemas.microsoft.com/office/word/2010/wordprocessingGroup" xmlns:wpi="http://schemas.microsoft.com/office/word/2010/wordprocessingInk" xmlns:wne="http://schemas.microsoft.com/office/word/2006/wordml" xmlns:wps="http://schemas.microsoft.com/office/word/2010/wordprocessingShape" mc:Ignorable="w14 w15 w16se w16cid w16 w16cex w16sdtdh w16sdtfl w16du wp14">
   <w:body>
     <w:p>
-      <w:r>
-        <w:t xml:space="preserve">Bhai, ye </w:t>
-      </w:r>
-      <w:proofErr w:type="spellStart"/>
-      <w:r>
-        <w:t>tere</w:t>
-      </w:r>
-      <w:proofErr w:type="spellEnd"/>
-      <w:r>
-        <w:t xml:space="preserve"> </w:t>
-      </w:r>
-      <w:r>
-        <w:rPr>
-          <w:b/>
-          <w:bCs/>
-        </w:rPr>
-        <w:t>"Chanakya Assistant"</w:t>
-      </w:r>
-      <w:r>
-        <w:t xml:space="preserve"> ki complete feature list aur voice commands (triggers) hain. </w:t>
-      </w:r>
-      <w:proofErr w:type="spellStart"/>
-      <w:r>
-        <w:t>Inhe</w:t>
-      </w:r>
-      <w:proofErr w:type="spellEnd"/>
-      <w:r>
-        <w:t xml:space="preserve"> </w:t>
-      </w:r>
-      <w:proofErr w:type="spellStart"/>
-      <w:r>
-        <w:t>tu</w:t>
-      </w:r>
-      <w:proofErr w:type="spellEnd"/>
-      <w:r>
-        <w:t xml:space="preserve"> </w:t>
-      </w:r>
-      <w:proofErr w:type="spellStart"/>
-      <w:r>
-        <w:t>apne</w:t>
-      </w:r>
-      <w:proofErr w:type="spellEnd"/>
-      <w:r>
-        <w:t xml:space="preserve"> notes </w:t>
-      </w:r>
-      <w:proofErr w:type="spellStart"/>
-      <w:r>
-        <w:t>mein</w:t>
-      </w:r>
-      <w:proofErr w:type="spellEnd"/>
-      <w:r>
-        <w:t xml:space="preserve"> save </w:t>
-      </w:r>
-      <w:proofErr w:type="spellStart"/>
-      <w:r>
-        <w:t>kar</w:t>
-      </w:r>
-      <w:proofErr w:type="spellEnd"/>
-      <w:r>
-        <w:t xml:space="preserve"> le </w:t>
-      </w:r>
-      <w:proofErr w:type="spellStart"/>
-      <w:r>
-        <w:t>taaki</w:t>
-      </w:r>
-      <w:proofErr w:type="spellEnd"/>
-      <w:r>
-        <w:t xml:space="preserve"> </w:t>
-      </w:r>
-      <w:proofErr w:type="spellStart"/>
-      <w:r>
-        <w:t>tujhe</w:t>
-      </w:r>
-      <w:proofErr w:type="spellEnd"/>
-      <w:r>
-        <w:t xml:space="preserve"> </w:t>
-      </w:r>
-      <w:proofErr w:type="spellStart"/>
-      <w:r>
-        <w:t>yaad</w:t>
-      </w:r>
-      <w:proofErr w:type="spellEnd"/>
-      <w:r>
-        <w:t xml:space="preserve"> </w:t>
-      </w:r>
-      <w:proofErr w:type="spellStart"/>
-      <w:r>
-        <w:t>rahe</w:t>
-      </w:r>
-      <w:proofErr w:type="spellEnd"/>
-      <w:r>
-        <w:t xml:space="preserve"> ki </w:t>
-      </w:r>
-      <w:proofErr w:type="spellStart"/>
-      <w:r>
-        <w:t>kisse</w:t>
-      </w:r>
-      <w:proofErr w:type="spellEnd"/>
-      <w:r>
-        <w:t xml:space="preserve"> </w:t>
-      </w:r>
-      <w:proofErr w:type="spellStart"/>
-      <w:r>
-        <w:t>kya</w:t>
-      </w:r>
-      <w:proofErr w:type="spellEnd"/>
-      <w:r>
-        <w:t xml:space="preserve"> </w:t>
-      </w:r>
-      <w:proofErr w:type="spellStart"/>
-      <w:r>
-        <w:t>kaam</w:t>
-      </w:r>
-      <w:proofErr w:type="spellEnd"/>
-      <w:r>
-        <w:t xml:space="preserve"> </w:t>
-      </w:r>
-      <w:proofErr w:type="spellStart"/>
-      <w:r>
-        <w:t>karwana</w:t>
-      </w:r>
-      <w:proofErr w:type="spellEnd"/>
-      <w:r>
-        <w:t xml:space="preserve"> </w:t>
-      </w:r>
-      <w:proofErr w:type="spellStart"/>
-      <w:r>
-        <w:t>hai</w:t>
-      </w:r>
-      <w:proofErr w:type="spellEnd"/>
-      <w:r>
-        <w:t>.</w:t>
-      </w:r>
-    </w:p>
-    <w:p>
-      <w:r>
-        <w:pict w14:anchorId="07527826">
-          <v:rect id="_x0000_i1061" style="width:0;height:1.5pt" o:hralign="center" o:hrstd="t" o:hr="t" fillcolor="#a0a0a0" stroked="f"/>
+      <w:pPr>
+        <w:rPr>
+          <w:b/>
+          <w:bCs/>
+        </w:rPr>
+      </w:pPr>
+      <w:r>
+        <w:rPr>
+          <w:rFonts w:ascii="Segoe UI Emoji" w:hAnsi="Segoe UI Emoji" w:cs="Segoe UI Emoji"/>
+          <w:b/>
+          <w:bCs/>
+        </w:rPr>
+        <w:t>🎙️</w:t>
+      </w:r>
+      <w:r>
+        <w:rPr>
+          <w:b/>
+          <w:bCs/>
+        </w:rPr>
+        <w:t xml:space="preserve"> Vira v28: The Ultimate AI Assistant - User Manual</w:t>
+      </w:r>
+    </w:p>
+    <w:p>
+      <w:r>
+        <w:rPr>
+          <w:b/>
+          <w:bCs/>
+        </w:rPr>
+        <w:t>Vira</w:t>
+      </w:r>
+      <w:r>
+        <w:t xml:space="preserve"> ek advanced Python-based AI assistant hai jo voice aur text commands se aapke PC ko control karti hai. Isme integrated C++ controller aur deep-search algorithms hain.</w:t>
+      </w:r>
+    </w:p>
+    <w:p>
+      <w:r>
+        <w:pict w14:anchorId="3FCADA65">
+          <v:rect id="_x0000_i1103" style="width:0;height:1.5pt" o:hralign="center" o:hrstd="t" o:hr="t" fillcolor="#a0a0a0" stroked="f"/>
         </w:pict>
       </w:r>
     </w:p>
@@ -153,77 +53,32 @@
       </w:pPr>
       <w:r>
         <w:rPr>
+          <w:b/>
+          <w:bCs/>
+        </w:rPr>
+        <w:t xml:space="preserve">1. </w:t>
+      </w:r>
+      <w:r>
+        <w:rPr>
           <w:rFonts w:ascii="Segoe UI Emoji" w:hAnsi="Segoe UI Emoji" w:cs="Segoe UI Emoji"/>
           <w:b/>
           <w:bCs/>
         </w:rPr>
-        <w:t>🛡️</w:t>
-      </w:r>
-      <w:r>
-        <w:rPr>
-          <w:b/>
-          <w:bCs/>
-        </w:rPr>
-        <w:t xml:space="preserve"> Chanakya Assistant v5.0 - Feature Manual</w:t>
-      </w:r>
-    </w:p>
-    <w:p>
-      <w:pPr>
-        <w:rPr>
-          <w:b/>
-          <w:bCs/>
-        </w:rPr>
-      </w:pPr>
-      <w:r>
-        <w:rPr>
-          <w:b/>
-          <w:bCs/>
-        </w:rPr>
-        <w:t>1. System Controls (C++ Powered)</w:t>
-      </w:r>
-    </w:p>
-    <w:p>
-      <w:r>
-        <w:t xml:space="preserve">Ye tasks super-fast hain </w:t>
-      </w:r>
-      <w:proofErr w:type="spellStart"/>
-      <w:r>
-        <w:t>kyunki</w:t>
-      </w:r>
-      <w:proofErr w:type="spellEnd"/>
-      <w:r>
-        <w:t xml:space="preserve"> ye </w:t>
-      </w:r>
-      <w:proofErr w:type="spellStart"/>
-      <w:r>
-        <w:t>seedha</w:t>
-      </w:r>
-      <w:proofErr w:type="spellEnd"/>
-      <w:r>
-        <w:t xml:space="preserve"> hardware level par </w:t>
-      </w:r>
-      <w:proofErr w:type="spellStart"/>
-      <w:r>
-        <w:t>kaam</w:t>
-      </w:r>
-      <w:proofErr w:type="spellEnd"/>
-      <w:r>
-        <w:t xml:space="preserve"> </w:t>
-      </w:r>
-      <w:proofErr w:type="spellStart"/>
-      <w:r>
-        <w:t>karte</w:t>
-      </w:r>
-      <w:proofErr w:type="spellEnd"/>
-      <w:r>
-        <w:t xml:space="preserve"> hain.</w:t>
+        <w:t>🚀</w:t>
+      </w:r>
+      <w:r>
+        <w:rPr>
+          <w:b/>
+          <w:bCs/>
+        </w:rPr>
+        <w:t xml:space="preserve"> Shuruat Kaise Karein (Startup)</w:t>
       </w:r>
     </w:p>
     <w:p>
       <w:pPr>
         <w:numPr>
           <w:ilvl w:val="0"/>
-          <w:numId w:val="1"/>
+          <w:numId w:val="7"/>
         </w:numPr>
       </w:pPr>
       <w:r>
@@ -231,42 +86,123 @@
           <w:b/>
           <w:bCs/>
         </w:rPr>
-        <w:t>Screenshot:</w:t>
-      </w:r>
-      <w:r>
-        <w:t xml:space="preserve"> </w:t>
-      </w:r>
+        <w:t>Admin Power:</w:t>
+      </w:r>
+      <w:r>
+        <w:t xml:space="preserve"> Vira ko hamesha "Run as Administrator" karke chalayein taaki wo drives aur folders ko access kar sake.</w:t>
+      </w:r>
+    </w:p>
+    <w:p>
+      <w:pPr>
+        <w:numPr>
+          <w:ilvl w:val="0"/>
+          <w:numId w:val="7"/>
+        </w:numPr>
+      </w:pPr>
+      <w:r>
+        <w:rPr>
+          <w:b/>
+          <w:bCs/>
+        </w:rPr>
+        <w:t>Wake Word:</w:t>
+      </w:r>
+      <w:r>
+        <w:t xml:space="preserve"> Vira hamesha "Sleep Mode" mein start hoti hai. Use active karne ke liye bolein:</w:t>
+      </w:r>
+    </w:p>
+    <w:p>
       <w:r>
         <w:rPr>
           <w:i/>
           <w:iCs/>
         </w:rPr>
-        <w:t>"Screenshot lo"</w:t>
-      </w:r>
-      <w:r>
-        <w:t xml:space="preserve"> </w:t>
-      </w:r>
-      <w:proofErr w:type="spellStart"/>
-      <w:r>
-        <w:t>ya</w:t>
-      </w:r>
-      <w:proofErr w:type="spellEnd"/>
-      <w:r>
-        <w:t xml:space="preserve"> </w:t>
-      </w:r>
+        <w:t>"Vira, wake up"</w:t>
+      </w:r>
+    </w:p>
+    <w:p>
+      <w:pPr>
+        <w:numPr>
+          <w:ilvl w:val="0"/>
+          <w:numId w:val="7"/>
+        </w:numPr>
+      </w:pPr>
+      <w:r>
+        <w:rPr>
+          <w:b/>
+          <w:bCs/>
+        </w:rPr>
+        <w:t>Sleep Mode:</w:t>
+      </w:r>
+      <w:r>
+        <w:t xml:space="preserve"> Kaam hone ke baad use shaant karne ke liye bolein:</w:t>
+      </w:r>
+    </w:p>
+    <w:p>
       <w:r>
         <w:rPr>
           <w:i/>
           <w:iCs/>
         </w:rPr>
-        <w:t>"Take a snap"</w:t>
+        <w:t>"Vira, so jao"</w:t>
+      </w:r>
+    </w:p>
+    <w:p>
+      <w:r>
+        <w:pict w14:anchorId="64292324">
+          <v:rect id="_x0000_i1104" style="width:0;height:1.5pt" o:hralign="center" o:hrstd="t" o:hr="t" fillcolor="#a0a0a0" stroked="f"/>
+        </w:pict>
+      </w:r>
+    </w:p>
+    <w:p>
+      <w:pPr>
+        <w:rPr>
+          <w:b/>
+          <w:bCs/>
+        </w:rPr>
+      </w:pPr>
+      <w:r>
+        <w:rPr>
+          <w:b/>
+          <w:bCs/>
+        </w:rPr>
+        <w:t xml:space="preserve">2. </w:t>
+      </w:r>
+      <w:r>
+        <w:rPr>
+          <w:rFonts w:ascii="Segoe UI Emoji" w:hAnsi="Segoe UI Emoji" w:cs="Segoe UI Emoji"/>
+          <w:b/>
+          <w:bCs/>
+        </w:rPr>
+        <w:t>📂</w:t>
+      </w:r>
+      <w:r>
+        <w:rPr>
+          <w:b/>
+          <w:bCs/>
+        </w:rPr>
+        <w:t xml:space="preserve"> Smart Folder &amp; File Opener</w:t>
+      </w:r>
+    </w:p>
+    <w:p>
+      <w:r>
+        <w:t xml:space="preserve">Vira mein </w:t>
+      </w:r>
+      <w:r>
+        <w:rPr>
+          <w:b/>
+          <w:bCs/>
+        </w:rPr>
+        <w:t>Priority Ratio Search</w:t>
+      </w:r>
+      <w:r>
+        <w:t xml:space="preserve"> hai (Pehle C, D, E drives, phir baaki).</w:t>
       </w:r>
     </w:p>
     <w:p>
       <w:pPr>
         <w:numPr>
           <w:ilvl w:val="0"/>
-          <w:numId w:val="1"/>
+          <w:numId w:val="8"/>
         </w:numPr>
       </w:pPr>
       <w:r>
@@ -274,7 +210,7 @@
           <w:b/>
           <w:bCs/>
         </w:rPr>
-        <w:t>Volume Control:</w:t>
+        <w:t>Command:</w:t>
       </w:r>
       <w:r>
         <w:t xml:space="preserve"> </w:t>
@@ -284,26 +220,33 @@
           <w:i/>
           <w:iCs/>
         </w:rPr>
-        <w:t>"Volume up"</w:t>
-      </w:r>
-      <w:r>
-        <w:t xml:space="preserve">, </w:t>
+        <w:t>"Open [Folder Name] folder"</w:t>
+      </w:r>
+      <w:r>
+        <w:t xml:space="preserve"> ya </w:t>
       </w:r>
       <w:r>
         <w:rPr>
           <w:i/>
           <w:iCs/>
         </w:rPr>
-        <w:t>"Volume down"</w:t>
-      </w:r>
-      <w:r>
-        <w:t xml:space="preserve">, </w:t>
-      </w:r>
-      <w:proofErr w:type="spellStart"/>
-      <w:r>
-        <w:t>ya</w:t>
-      </w:r>
-      <w:proofErr w:type="spellEnd"/>
+        <w:t>"[Folder Name] kholo"</w:t>
+      </w:r>
+    </w:p>
+    <w:p>
+      <w:pPr>
+        <w:numPr>
+          <w:ilvl w:val="0"/>
+          <w:numId w:val="8"/>
+        </w:numPr>
+      </w:pPr>
+      <w:r>
+        <w:rPr>
+          <w:b/>
+          <w:bCs/>
+        </w:rPr>
+        <w:t>Example:</w:t>
+      </w:r>
       <w:r>
         <w:t xml:space="preserve"> </w:t>
       </w:r>
@@ -312,14 +255,24 @@
           <w:i/>
           <w:iCs/>
         </w:rPr>
-        <w:t>"Mute"</w:t>
+        <w:t>"British Movie folder kholo"</w:t>
+      </w:r>
+      <w:r>
+        <w:t xml:space="preserve"> ya </w:t>
+      </w:r>
+      <w:r>
+        <w:rPr>
+          <w:i/>
+          <w:iCs/>
+        </w:rPr>
+        <w:t>"Coding folder kholo"</w:t>
       </w:r>
     </w:p>
     <w:p>
       <w:pPr>
         <w:numPr>
           <w:ilvl w:val="0"/>
-          <w:numId w:val="1"/>
+          <w:numId w:val="8"/>
         </w:numPr>
       </w:pPr>
       <w:r>
@@ -327,7 +280,121 @@
           <w:b/>
           <w:bCs/>
         </w:rPr>
-        <w:t>Copy Line:</w:t>
+        <w:t>Note:</w:t>
+      </w:r>
+      <w:r>
+        <w:t xml:space="preserve"> Agar folder nahi milta, toh Vira automatically use Google par dhoondhne ke liye browser khol degi.</w:t>
+      </w:r>
+    </w:p>
+    <w:p>
+      <w:r>
+        <w:pict w14:anchorId="1935FCBD">
+          <v:rect id="_x0000_i1105" style="width:0;height:1.5pt" o:hralign="center" o:hrstd="t" o:hr="t" fillcolor="#a0a0a0" stroked="f"/>
+        </w:pict>
+      </w:r>
+    </w:p>
+    <w:p>
+      <w:pPr>
+        <w:rPr>
+          <w:b/>
+          <w:bCs/>
+        </w:rPr>
+      </w:pPr>
+      <w:r>
+        <w:rPr>
+          <w:b/>
+          <w:bCs/>
+        </w:rPr>
+        <w:t xml:space="preserve">3. </w:t>
+      </w:r>
+      <w:r>
+        <w:rPr>
+          <w:rFonts w:ascii="Segoe UI Emoji" w:hAnsi="Segoe UI Emoji" w:cs="Segoe UI Emoji"/>
+          <w:b/>
+          <w:bCs/>
+        </w:rPr>
+        <w:t>🖥️</w:t>
+      </w:r>
+      <w:r>
+        <w:rPr>
+          <w:b/>
+          <w:bCs/>
+        </w:rPr>
+        <w:t xml:space="preserve"> App Shortcuts (Instant Launch)</w:t>
+      </w:r>
+    </w:p>
+    <w:p>
+      <w:r>
+        <w:t>Niche diye gaye apps bina search kiye turant khulte hain:</w:t>
+      </w:r>
+    </w:p>
+    <w:p>
+      <w:pPr>
+        <w:numPr>
+          <w:ilvl w:val="0"/>
+          <w:numId w:val="9"/>
+        </w:numPr>
+      </w:pPr>
+      <w:r>
+        <w:rPr>
+          <w:b/>
+          <w:bCs/>
+        </w:rPr>
+        <w:t>Office:</w:t>
+      </w:r>
+      <w:r>
+        <w:t xml:space="preserve"> Excel, PowerPoint (PPT), Word.</w:t>
+      </w:r>
+    </w:p>
+    <w:p>
+      <w:pPr>
+        <w:numPr>
+          <w:ilvl w:val="0"/>
+          <w:numId w:val="9"/>
+        </w:numPr>
+      </w:pPr>
+      <w:r>
+        <w:rPr>
+          <w:b/>
+          <w:bCs/>
+        </w:rPr>
+        <w:t>Tools:</w:t>
+      </w:r>
+      <w:r>
+        <w:t xml:space="preserve"> Notepad, Calculator, Chrome.</w:t>
+      </w:r>
+    </w:p>
+    <w:p>
+      <w:pPr>
+        <w:numPr>
+          <w:ilvl w:val="0"/>
+          <w:numId w:val="9"/>
+        </w:numPr>
+      </w:pPr>
+      <w:r>
+        <w:rPr>
+          <w:b/>
+          <w:bCs/>
+        </w:rPr>
+        <w:t>Social:</w:t>
+      </w:r>
+      <w:r>
+        <w:t xml:space="preserve"> WhatsApp (Store version).</w:t>
+      </w:r>
+    </w:p>
+    <w:p>
+      <w:pPr>
+        <w:numPr>
+          <w:ilvl w:val="0"/>
+          <w:numId w:val="9"/>
+        </w:numPr>
+      </w:pPr>
+      <w:r>
+        <w:rPr>
+          <w:b/>
+          <w:bCs/>
+        </w:rPr>
+        <w:t>Example:</w:t>
       </w:r>
       <w:r>
         <w:t xml:space="preserve"> </w:t>
@@ -337,41 +404,66 @@
           <w:i/>
           <w:iCs/>
         </w:rPr>
-        <w:t>"Copy line"</w:t>
-      </w:r>
-      <w:r>
-        <w:t xml:space="preserve"> (Ye cursor </w:t>
-      </w:r>
-      <w:proofErr w:type="spellStart"/>
-      <w:r>
-        <w:t>wali</w:t>
-      </w:r>
-      <w:proofErr w:type="spellEnd"/>
-      <w:r>
-        <w:t xml:space="preserve"> line ko copy </w:t>
-      </w:r>
-      <w:proofErr w:type="spellStart"/>
-      <w:r>
-        <w:t>kar</w:t>
-      </w:r>
-      <w:proofErr w:type="spellEnd"/>
-      <w:r>
-        <w:t xml:space="preserve"> </w:t>
-      </w:r>
-      <w:proofErr w:type="spellStart"/>
-      <w:r>
-        <w:t>lega</w:t>
-      </w:r>
-      <w:proofErr w:type="spellEnd"/>
-      <w:r>
-        <w:t>)</w:t>
+        <w:t>"Excel kholo"</w:t>
+      </w:r>
+      <w:r>
+        <w:t xml:space="preserve"> ya </w:t>
+      </w:r>
+      <w:r>
+        <w:rPr>
+          <w:i/>
+          <w:iCs/>
+        </w:rPr>
+        <w:t>"Open WhatsApp"</w:t>
+      </w:r>
+    </w:p>
+    <w:p>
+      <w:r>
+        <w:pict w14:anchorId="472D9E46">
+          <v:rect id="_x0000_i1106" style="width:0;height:1.5pt" o:hralign="center" o:hrstd="t" o:hr="t" fillcolor="#a0a0a0" stroked="f"/>
+        </w:pict>
+      </w:r>
+    </w:p>
+    <w:p>
+      <w:pPr>
+        <w:rPr>
+          <w:b/>
+          <w:bCs/>
+        </w:rPr>
+      </w:pPr>
+      <w:r>
+        <w:rPr>
+          <w:b/>
+          <w:bCs/>
+        </w:rPr>
+        <w:t xml:space="preserve">4. </w:t>
+      </w:r>
+      <w:r>
+        <w:rPr>
+          <w:rFonts w:ascii="Segoe UI Emoji" w:hAnsi="Segoe UI Emoji" w:cs="Segoe UI Emoji"/>
+          <w:b/>
+          <w:bCs/>
+        </w:rPr>
+        <w:t>🔢</w:t>
+      </w:r>
+      <w:r>
+        <w:rPr>
+          <w:b/>
+          <w:bCs/>
+        </w:rPr>
+        <w:t xml:space="preserve"> Fast Math (Calculator Logic)</w:t>
+      </w:r>
+    </w:p>
+    <w:p>
+      <w:r>
+        <w:t>Aapko Calculator app kholne ki zaroorat nahi hai. Vira bol kar hi answer degi:</w:t>
       </w:r>
     </w:p>
     <w:p>
       <w:pPr>
         <w:numPr>
           <w:ilvl w:val="0"/>
-          <w:numId w:val="1"/>
+          <w:numId w:val="10"/>
         </w:numPr>
       </w:pPr>
       <w:r>
@@ -379,7 +471,26 @@
           <w:b/>
           <w:bCs/>
         </w:rPr>
-        <w:t>Paste:</w:t>
+        <w:lastRenderedPageBreak/>
+        <w:t>Operations:</w:t>
+      </w:r>
+      <w:r>
+        <w:t xml:space="preserve"> Plus (+), Minus (-), Into (*), Divided by (/).</w:t>
+      </w:r>
+    </w:p>
+    <w:p>
+      <w:pPr>
+        <w:numPr>
+          <w:ilvl w:val="0"/>
+          <w:numId w:val="10"/>
+        </w:numPr>
+      </w:pPr>
+      <w:r>
+        <w:rPr>
+          <w:b/>
+          <w:bCs/>
+        </w:rPr>
+        <w:t>Example:</w:t>
       </w:r>
       <w:r>
         <w:t xml:space="preserve"> </w:t>
@@ -389,48 +500,101 @@
           <w:i/>
           <w:iCs/>
         </w:rPr>
-        <w:t>"Paste"</w:t>
-      </w:r>
-      <w:r>
-        <w:t xml:space="preserve"> </w:t>
-      </w:r>
-      <w:proofErr w:type="spellStart"/>
-      <w:r>
-        <w:t>ya</w:t>
-      </w:r>
-      <w:proofErr w:type="spellEnd"/>
-      <w:r>
-        <w:t xml:space="preserve"> </w:t>
+        <w:t>"800 into 6"</w:t>
+      </w:r>
+      <w:r>
+        <w:t xml:space="preserve"> ya </w:t>
       </w:r>
       <w:r>
         <w:rPr>
           <w:i/>
           <w:iCs/>
         </w:rPr>
-        <w:t xml:space="preserve">"Paste </w:t>
-      </w:r>
-      <w:proofErr w:type="spellStart"/>
+        <w:t>"500 plus 200"</w:t>
+      </w:r>
+    </w:p>
+    <w:p>
+      <w:r>
+        <w:pict w14:anchorId="3C1DC570">
+          <v:rect id="_x0000_i1107" style="width:0;height:1.5pt" o:hralign="center" o:hrstd="t" o:hr="t" fillcolor="#a0a0a0" stroked="f"/>
+        </w:pict>
+      </w:r>
+    </w:p>
+    <w:p>
+      <w:pPr>
+        <w:rPr>
+          <w:b/>
+          <w:bCs/>
+        </w:rPr>
+      </w:pPr>
+      <w:r>
+        <w:rPr>
+          <w:b/>
+          <w:bCs/>
+        </w:rPr>
+        <w:t xml:space="preserve">5. </w:t>
+      </w:r>
+      <w:r>
+        <w:rPr>
+          <w:rFonts w:ascii="Segoe UI Emoji" w:hAnsi="Segoe UI Emoji" w:cs="Segoe UI Emoji"/>
+          <w:b/>
+          <w:bCs/>
+        </w:rPr>
+        <w:t>🛠️</w:t>
+      </w:r>
+      <w:r>
+        <w:rPr>
+          <w:b/>
+          <w:bCs/>
+        </w:rPr>
+        <w:t xml:space="preserve"> System Controls (C++ Integration)</w:t>
+      </w:r>
+    </w:p>
+    <w:p>
+      <w:r>
+        <w:t>Vira hardware level par shortcuts press kar sakti hai:</w:t>
+      </w:r>
+    </w:p>
+    <w:p>
+      <w:pPr>
+        <w:numPr>
+          <w:ilvl w:val="0"/>
+          <w:numId w:val="11"/>
+        </w:numPr>
+      </w:pPr>
+      <w:r>
+        <w:rPr>
+          <w:b/>
+          <w:bCs/>
+        </w:rPr>
+        <w:t>Screenshot:</w:t>
+      </w:r>
+      <w:r>
+        <w:t xml:space="preserve"> </w:t>
+      </w:r>
       <w:r>
         <w:rPr>
           <w:i/>
           <w:iCs/>
         </w:rPr>
-        <w:t>kar</w:t>
-      </w:r>
-      <w:proofErr w:type="spellEnd"/>
+        <w:t>"Take a screenshot"</w:t>
+      </w:r>
+      <w:r>
+        <w:t xml:space="preserve"> ya </w:t>
+      </w:r>
       <w:r>
         <w:rPr>
           <w:i/>
           <w:iCs/>
         </w:rPr>
-        <w:t xml:space="preserve"> do"</w:t>
+        <w:t>"Screenshot lo"</w:t>
       </w:r>
     </w:p>
     <w:p>
       <w:pPr>
         <w:numPr>
           <w:ilvl w:val="0"/>
-          <w:numId w:val="1"/>
+          <w:numId w:val="11"/>
         </w:numPr>
       </w:pPr>
       <w:r>
@@ -448,102 +612,24 @@
           <w:i/>
           <w:iCs/>
         </w:rPr>
-        <w:t>"Close"</w:t>
-      </w:r>
-      <w:r>
-        <w:t xml:space="preserve"> </w:t>
-      </w:r>
-      <w:proofErr w:type="spellStart"/>
-      <w:r>
-        <w:t>ya</w:t>
-      </w:r>
-      <w:proofErr w:type="spellEnd"/>
-      <w:r>
-        <w:t xml:space="preserve"> </w:t>
+        <w:t>"Close this"</w:t>
+      </w:r>
+      <w:r>
+        <w:t xml:space="preserve"> ya </w:t>
       </w:r>
       <w:r>
         <w:rPr>
           <w:i/>
           <w:iCs/>
         </w:rPr>
-        <w:t>"Band karo"</w:t>
-      </w:r>
-      <w:r>
-        <w:t xml:space="preserve"> (Ye active window ko Alt+F4 maar </w:t>
-      </w:r>
-      <w:proofErr w:type="spellStart"/>
-      <w:r>
-        <w:t>dega</w:t>
-      </w:r>
-      <w:proofErr w:type="spellEnd"/>
-      <w:r>
-        <w:t>)</w:t>
-      </w:r>
-    </w:p>
-    <w:p>
-      <w:r>
-        <w:pict w14:anchorId="01D80261">
-          <v:rect id="_x0000_i1062" style="width:0;height:1.5pt" o:hralign="center" o:hrstd="t" o:hr="t" fillcolor="#a0a0a0" stroked="f"/>
-        </w:pict>
-      </w:r>
-    </w:p>
-    <w:p>
-      <w:pPr>
-        <w:rPr>
-          <w:b/>
-          <w:bCs/>
-        </w:rPr>
-      </w:pPr>
-      <w:r>
-        <w:rPr>
-          <w:b/>
-          <w:bCs/>
-        </w:rPr>
-        <w:t>2. Smart App Opening</w:t>
-      </w:r>
-    </w:p>
-    <w:p>
-      <w:r>
-        <w:t xml:space="preserve">Ye </w:t>
-      </w:r>
-      <w:proofErr w:type="spellStart"/>
-      <w:r>
-        <w:t>pehle</w:t>
-      </w:r>
-      <w:proofErr w:type="spellEnd"/>
-      <w:r>
-        <w:t xml:space="preserve"> installed software </w:t>
-      </w:r>
-      <w:proofErr w:type="spellStart"/>
-      <w:r>
-        <w:t>dhoondhta</w:t>
-      </w:r>
-      <w:proofErr w:type="spellEnd"/>
-      <w:r>
-        <w:t xml:space="preserve"> </w:t>
-      </w:r>
-      <w:proofErr w:type="spellStart"/>
-      <w:r>
-        <w:t>hai</w:t>
-      </w:r>
-      <w:proofErr w:type="spellEnd"/>
-      <w:r>
-        <w:t xml:space="preserve">, browser </w:t>
-      </w:r>
-      <w:proofErr w:type="spellStart"/>
-      <w:r>
-        <w:t>nahi</w:t>
-      </w:r>
-      <w:proofErr w:type="spellEnd"/>
-      <w:r>
-        <w:t>.</w:t>
+        <w:t>"Window band karo"</w:t>
       </w:r>
     </w:p>
     <w:p>
       <w:pPr>
         <w:numPr>
           <w:ilvl w:val="0"/>
-          <w:numId w:val="2"/>
+          <w:numId w:val="11"/>
         </w:numPr>
       </w:pPr>
       <w:r>
@@ -551,7 +637,7 @@
           <w:b/>
           <w:bCs/>
         </w:rPr>
-        <w:t>WhatsApp:</w:t>
+        <w:t>Edit:</w:t>
       </w:r>
       <w:r>
         <w:t xml:space="preserve"> </w:t>
@@ -561,41 +647,94 @@
           <w:i/>
           <w:iCs/>
         </w:rPr>
-        <w:t xml:space="preserve">"WhatsApp </w:t>
-      </w:r>
-      <w:proofErr w:type="spellStart"/>
+        <w:t>"Copy"</w:t>
+      </w:r>
+      <w:r>
+        <w:t xml:space="preserve"> ya </w:t>
+      </w:r>
       <w:r>
         <w:rPr>
           <w:i/>
           <w:iCs/>
         </w:rPr>
-        <w:t>kholo</w:t>
-      </w:r>
-      <w:proofErr w:type="spellEnd"/>
+        <w:t>"Paste"</w:t>
+      </w:r>
+      <w:r>
+        <w:t xml:space="preserve"> (Ye commands seedha Ctrl+C / Ctrl+V ka kaam karti hain).</w:t>
+      </w:r>
+    </w:p>
+    <w:p>
+      <w:r>
+        <w:pict w14:anchorId="5D2C23A4">
+          <v:rect id="_x0000_i1108" style="width:0;height:1.5pt" o:hralign="center" o:hrstd="t" o:hr="t" fillcolor="#a0a0a0" stroked="f"/>
+        </w:pict>
+      </w:r>
+    </w:p>
+    <w:p>
+      <w:pPr>
+        <w:rPr>
+          <w:b/>
+          <w:bCs/>
+        </w:rPr>
+      </w:pPr>
+      <w:r>
+        <w:rPr>
+          <w:b/>
+          <w:bCs/>
+        </w:rPr>
+        <w:t xml:space="preserve">6. </w:t>
+      </w:r>
+      <w:r>
+        <w:rPr>
+          <w:rFonts w:ascii="Segoe UI Emoji" w:hAnsi="Segoe UI Emoji" w:cs="Segoe UI Emoji"/>
+          <w:b/>
+          <w:bCs/>
+        </w:rPr>
+        <w:t>🌐</w:t>
+      </w:r>
+      <w:r>
+        <w:rPr>
+          <w:b/>
+          <w:bCs/>
+        </w:rPr>
+        <w:t xml:space="preserve"> Knowledge &amp; Weather</w:t>
+      </w:r>
+    </w:p>
+    <w:p>
+      <w:r>
+        <w:t>General questions ke liye Vira Google Search ka use karti hai:</w:t>
+      </w:r>
+    </w:p>
+    <w:p>
+      <w:pPr>
+        <w:numPr>
+          <w:ilvl w:val="0"/>
+          <w:numId w:val="12"/>
+        </w:numPr>
+      </w:pPr>
+      <w:r>
+        <w:rPr>
+          <w:b/>
+          <w:bCs/>
+        </w:rPr>
+        <w:t>Example:</w:t>
+      </w:r>
+      <w:r>
+        <w:t xml:space="preserve"> </w:t>
+      </w:r>
       <w:r>
         <w:rPr>
           <w:i/>
           <w:iCs/>
         </w:rPr>
-        <w:t>"</w:t>
-      </w:r>
-      <w:r>
-        <w:t xml:space="preserve"> (Ye Desktop App </w:t>
-      </w:r>
-      <w:proofErr w:type="spellStart"/>
-      <w:r>
-        <w:t>kholega</w:t>
-      </w:r>
-      <w:proofErr w:type="spellEnd"/>
-      <w:r>
-        <w:t>)</w:t>
+        <w:t>"Jaipur mein weather kaisa hai?"</w:t>
       </w:r>
     </w:p>
     <w:p>
       <w:pPr>
         <w:numPr>
           <w:ilvl w:val="0"/>
-          <w:numId w:val="2"/>
+          <w:numId w:val="12"/>
         </w:numPr>
       </w:pPr>
       <w:r>
@@ -603,7 +742,7 @@
           <w:b/>
           <w:bCs/>
         </w:rPr>
-        <w:t>Office Suite:</w:t>
+        <w:t>Example:</w:t>
       </w:r>
       <w:r>
         <w:t xml:space="preserve"> </w:t>
@@ -613,215 +752,87 @@
           <w:i/>
           <w:iCs/>
         </w:rPr>
-        <w:t xml:space="preserve">"PPT </w:t>
-      </w:r>
-      <w:proofErr w:type="spellStart"/>
-      <w:r>
-        <w:rPr>
-          <w:i/>
-          <w:iCs/>
-        </w:rPr>
-        <w:t>kholo</w:t>
-      </w:r>
-      <w:proofErr w:type="spellEnd"/>
-      <w:r>
-        <w:rPr>
-          <w:i/>
-          <w:iCs/>
-        </w:rPr>
-        <w:t>"</w:t>
-      </w:r>
-      <w:r>
-        <w:t xml:space="preserve">, </w:t>
-      </w:r>
-      <w:r>
-        <w:rPr>
-          <w:i/>
-          <w:iCs/>
-        </w:rPr>
-        <w:t xml:space="preserve">"Word </w:t>
-      </w:r>
-      <w:proofErr w:type="spellStart"/>
-      <w:r>
-        <w:rPr>
-          <w:i/>
-          <w:iCs/>
-        </w:rPr>
-        <w:t>kholo</w:t>
-      </w:r>
-      <w:proofErr w:type="spellEnd"/>
-      <w:r>
-        <w:rPr>
-          <w:i/>
-          <w:iCs/>
-        </w:rPr>
-        <w:t>"</w:t>
-      </w:r>
-      <w:r>
-        <w:t xml:space="preserve">, </w:t>
-      </w:r>
-      <w:proofErr w:type="spellStart"/>
-      <w:r>
-        <w:t>ya</w:t>
-      </w:r>
-      <w:proofErr w:type="spellEnd"/>
-      <w:r>
-        <w:t xml:space="preserve"> </w:t>
-      </w:r>
-      <w:r>
-        <w:rPr>
-          <w:i/>
-          <w:iCs/>
-        </w:rPr>
-        <w:t xml:space="preserve">"Excel </w:t>
-      </w:r>
-      <w:proofErr w:type="spellStart"/>
-      <w:r>
-        <w:rPr>
-          <w:i/>
-          <w:iCs/>
-        </w:rPr>
-        <w:t>kholo</w:t>
-      </w:r>
-      <w:proofErr w:type="spellEnd"/>
-      <w:r>
-        <w:rPr>
-          <w:i/>
-          <w:iCs/>
-        </w:rPr>
-        <w:t>"</w:t>
+        <w:t>"Chanakya kon tha?"</w:t>
+      </w:r>
+    </w:p>
+    <w:p>
+      <w:r>
+        <w:pict w14:anchorId="01602F23">
+          <v:rect id="_x0000_i1109" style="width:0;height:1.5pt" o:hralign="center" o:hrstd="t" o:hr="t" fillcolor="#a0a0a0" stroked="f"/>
+        </w:pict>
+      </w:r>
+    </w:p>
+    <w:p>
+      <w:pPr>
+        <w:rPr>
+          <w:b/>
+          <w:bCs/>
+        </w:rPr>
+      </w:pPr>
+      <w:r>
+        <w:rPr>
+          <w:b/>
+          <w:bCs/>
+        </w:rPr>
+        <w:t xml:space="preserve">7. </w:t>
+      </w:r>
+      <w:r>
+        <w:rPr>
+          <w:rFonts w:ascii="Segoe UI Emoji" w:hAnsi="Segoe UI Emoji" w:cs="Segoe UI Emoji"/>
+          <w:b/>
+          <w:bCs/>
+        </w:rPr>
+        <w:t>⚡</w:t>
+      </w:r>
+      <w:r>
+        <w:rPr>
+          <w:b/>
+          <w:bCs/>
+        </w:rPr>
+        <w:t xml:space="preserve"> Speed Optimization (Sonic Search)</w:t>
+      </w:r>
+    </w:p>
+    <w:p>
+      <w:r>
+        <w:t xml:space="preserve">Vira in folders ko scan </w:t>
+      </w:r>
+      <w:r>
+        <w:rPr>
+          <w:b/>
+          <w:bCs/>
+        </w:rPr>
+        <w:t>NAHI</w:t>
+      </w:r>
+      <w:r>
+        <w:t xml:space="preserve"> karti taaki search fast rahe:</w:t>
       </w:r>
     </w:p>
     <w:p>
       <w:pPr>
         <w:numPr>
           <w:ilvl w:val="0"/>
-          <w:numId w:val="2"/>
+          <w:numId w:val="13"/>
         </w:numPr>
       </w:pPr>
       <w:r>
-        <w:rPr>
-          <w:b/>
-          <w:bCs/>
-        </w:rPr>
-        <w:t>Design Tools:</w:t>
-      </w:r>
-      <w:r>
-        <w:t xml:space="preserve"> </w:t>
-      </w:r>
-      <w:r>
-        <w:rPr>
-          <w:i/>
-          <w:iCs/>
-        </w:rPr>
-        <w:t xml:space="preserve">"Blender </w:t>
-      </w:r>
-      <w:proofErr w:type="spellStart"/>
-      <w:r>
-        <w:rPr>
-          <w:i/>
-          <w:iCs/>
-        </w:rPr>
-        <w:t>kholo</w:t>
-      </w:r>
-      <w:proofErr w:type="spellEnd"/>
-      <w:r>
-        <w:rPr>
-          <w:i/>
-          <w:iCs/>
-        </w:rPr>
-        <w:t>"</w:t>
+        <w:t>Windows, Program Files, AppData, Recycle Bin.</w:t>
       </w:r>
     </w:p>
     <w:p>
       <w:pPr>
         <w:numPr>
           <w:ilvl w:val="0"/>
-          <w:numId w:val="2"/>
+          <w:numId w:val="13"/>
         </w:numPr>
       </w:pPr>
       <w:r>
-        <w:rPr>
-          <w:b/>
-          <w:bCs/>
-        </w:rPr>
-        <w:t>Standard Apps:</w:t>
-      </w:r>
-      <w:r>
-        <w:t xml:space="preserve"> </w:t>
-      </w:r>
-      <w:r>
-        <w:rPr>
-          <w:i/>
-          <w:iCs/>
-        </w:rPr>
-        <w:t xml:space="preserve">"Notepad </w:t>
-      </w:r>
-      <w:proofErr w:type="spellStart"/>
-      <w:r>
-        <w:rPr>
-          <w:i/>
-          <w:iCs/>
-        </w:rPr>
-        <w:t>kholo</w:t>
-      </w:r>
-      <w:proofErr w:type="spellEnd"/>
-      <w:r>
-        <w:rPr>
-          <w:i/>
-          <w:iCs/>
-        </w:rPr>
-        <w:t>"</w:t>
-      </w:r>
-      <w:r>
-        <w:t xml:space="preserve">, </w:t>
-      </w:r>
-      <w:r>
-        <w:rPr>
-          <w:i/>
-          <w:iCs/>
-        </w:rPr>
-        <w:t xml:space="preserve">"Chrome </w:t>
-      </w:r>
-      <w:proofErr w:type="spellStart"/>
-      <w:r>
-        <w:rPr>
-          <w:i/>
-          <w:iCs/>
-        </w:rPr>
-        <w:t>kholo</w:t>
-      </w:r>
-      <w:proofErr w:type="spellEnd"/>
-      <w:r>
-        <w:rPr>
-          <w:i/>
-          <w:iCs/>
-        </w:rPr>
-        <w:t>"</w:t>
-      </w:r>
-      <w:r>
-        <w:t xml:space="preserve">, </w:t>
-      </w:r>
-      <w:proofErr w:type="spellStart"/>
-      <w:r>
-        <w:t>ya</w:t>
-      </w:r>
-      <w:proofErr w:type="spellEnd"/>
-      <w:r>
-        <w:t xml:space="preserve"> </w:t>
-      </w:r>
-      <w:r>
-        <w:rPr>
-          <w:i/>
-          <w:iCs/>
-        </w:rPr>
-        <w:t>"Calculator"</w:t>
-      </w:r>
-    </w:p>
-    <w:p>
-      <w:r>
-        <w:pict w14:anchorId="56DFFC08">
-          <v:rect id="_x0000_i1063" style="width:0;height:1.5pt" o:hralign="center" o:hrstd="t" o:hr="t" fillcolor="#a0a0a0" stroked="f"/>
+        <w:t>Isse aapka search time 70% bach jata hai.</w:t>
+      </w:r>
+    </w:p>
+    <w:p>
+      <w:r>
+        <w:pict w14:anchorId="61FCFC0C">
+          <v:rect id="_x0000_i1110" style="width:0;height:1.5pt" o:hralign="center" o:hrstd="t" o:hr="t" fillcolor="#a0a0a0" stroked="f"/>
         </w:pict>
       </w:r>
     </w:p>
@@ -834,86 +845,25 @@
       </w:pPr>
       <w:r>
         <w:rPr>
-          <w:b/>
-          <w:bCs/>
-        </w:rPr>
-        <w:t>3. Advanced File/Folder Search</w:t>
-      </w:r>
-    </w:p>
-    <w:p>
-      <w:r>
-        <w:t xml:space="preserve">Sabse </w:t>
-      </w:r>
-      <w:proofErr w:type="spellStart"/>
-      <w:r>
-        <w:t>powerfull</w:t>
-      </w:r>
-      <w:proofErr w:type="spellEnd"/>
-      <w:r>
-        <w:t xml:space="preserve"> feature. Ye pure PC ki </w:t>
-      </w:r>
-      <w:proofErr w:type="spellStart"/>
-      <w:r>
-        <w:t>sabhi</w:t>
-      </w:r>
-      <w:proofErr w:type="spellEnd"/>
-      <w:r>
-        <w:t xml:space="preserve"> drives (</w:t>
-      </w:r>
-      <w:proofErr w:type="gramStart"/>
-      <w:r>
-        <w:t>C:,</w:t>
-      </w:r>
-      <w:proofErr w:type="gramEnd"/>
-      <w:r>
-        <w:t xml:space="preserve"> </w:t>
-      </w:r>
-      <w:proofErr w:type="gramStart"/>
-      <w:r>
-        <w:t>D:,</w:t>
-      </w:r>
-      <w:proofErr w:type="gramEnd"/>
-      <w:r>
-        <w:t xml:space="preserve"> </w:t>
-      </w:r>
-      <w:proofErr w:type="gramStart"/>
-      <w:r>
-        <w:t>E:,</w:t>
-      </w:r>
-      <w:proofErr w:type="gramEnd"/>
-      <w:r>
-        <w:t xml:space="preserve"> </w:t>
-      </w:r>
-      <w:proofErr w:type="gramStart"/>
-      <w:r>
-        <w:t>F:,</w:t>
-      </w:r>
-      <w:proofErr w:type="gramEnd"/>
-      <w:r>
-        <w:t xml:space="preserve"> etc.) scan </w:t>
-      </w:r>
-      <w:proofErr w:type="spellStart"/>
-      <w:r>
-        <w:t>karta</w:t>
-      </w:r>
-      <w:proofErr w:type="spellEnd"/>
-      <w:r>
-        <w:t xml:space="preserve"> </w:t>
-      </w:r>
-      <w:proofErr w:type="spellStart"/>
-      <w:r>
-        <w:t>hai</w:t>
-      </w:r>
-      <w:proofErr w:type="spellEnd"/>
-      <w:r>
-        <w:t>.</w:t>
+          <w:rFonts w:ascii="Segoe UI Emoji" w:hAnsi="Segoe UI Emoji" w:cs="Segoe UI Emoji"/>
+          <w:b/>
+          <w:bCs/>
+        </w:rPr>
+        <w:t>⚠️</w:t>
+      </w:r>
+      <w:r>
+        <w:rPr>
+          <w:b/>
+          <w:bCs/>
+        </w:rPr>
+        <w:t xml:space="preserve"> Troubleshooting (Kuch Kaam Na Kare Toh)</w:t>
       </w:r>
     </w:p>
     <w:p>
       <w:pPr>
         <w:numPr>
           <w:ilvl w:val="0"/>
-          <w:numId w:val="3"/>
+          <w:numId w:val="14"/>
         </w:numPr>
       </w:pPr>
       <w:r>
@@ -921,78 +871,17 @@
           <w:b/>
           <w:bCs/>
         </w:rPr>
-        <w:t>Trigger:</w:t>
-      </w:r>
-      <w:r>
-        <w:t xml:space="preserve"> </w:t>
-      </w:r>
-      <w:r>
-        <w:rPr>
-          <w:i/>
-          <w:iCs/>
-        </w:rPr>
-        <w:t xml:space="preserve">"Open [File </w:t>
-      </w:r>
-      <w:proofErr w:type="spellStart"/>
-      <w:r>
-        <w:rPr>
-          <w:i/>
-          <w:iCs/>
-        </w:rPr>
-        <w:t>ya</w:t>
-      </w:r>
-      <w:proofErr w:type="spellEnd"/>
-      <w:r>
-        <w:rPr>
-          <w:i/>
-          <w:iCs/>
-        </w:rPr>
-        <w:t xml:space="preserve"> Folder ka naam]"</w:t>
-      </w:r>
-      <w:r>
-        <w:t xml:space="preserve"> * </w:t>
-      </w:r>
-      <w:r>
-        <w:rPr>
-          <w:i/>
-          <w:iCs/>
-        </w:rPr>
-        <w:t>Example:</w:t>
-      </w:r>
-      <w:r>
-        <w:t xml:space="preserve"> </w:t>
-      </w:r>
-      <w:r>
-        <w:rPr>
-          <w:i/>
-          <w:iCs/>
-        </w:rPr>
-        <w:t>"Open Science Project"</w:t>
-      </w:r>
-      <w:r>
-        <w:t xml:space="preserve"> </w:t>
-      </w:r>
-      <w:proofErr w:type="spellStart"/>
-      <w:r>
-        <w:t>ya</w:t>
-      </w:r>
-      <w:proofErr w:type="spellEnd"/>
-      <w:r>
-        <w:t xml:space="preserve"> </w:t>
-      </w:r>
-      <w:r>
-        <w:rPr>
-          <w:i/>
-          <w:iCs/>
-        </w:rPr>
-        <w:t>"Open Blender Folder"</w:t>
+        <w:t>Mic Issue:</w:t>
+      </w:r>
+      <w:r>
+        <w:t xml:space="preserve"> Check karein ki Windows settings mein Mic on hai ya nahi.</w:t>
       </w:r>
     </w:p>
     <w:p>
       <w:pPr>
         <w:numPr>
           <w:ilvl w:val="0"/>
-          <w:numId w:val="3"/>
+          <w:numId w:val="14"/>
         </w:numPr>
       </w:pPr>
       <w:r>
@@ -1000,277 +889,17 @@
           <w:b/>
           <w:bCs/>
         </w:rPr>
-        <w:t>Selection Logic:</w:t>
-      </w:r>
-      <w:r>
-        <w:t xml:space="preserve"> Agar ek hi naam ki multiple files </w:t>
-      </w:r>
-      <w:proofErr w:type="spellStart"/>
-      <w:r>
-        <w:t>milin</w:t>
-      </w:r>
-      <w:proofErr w:type="spellEnd"/>
-      <w:r>
-        <w:t xml:space="preserve">, </w:t>
-      </w:r>
-      <w:proofErr w:type="spellStart"/>
-      <w:r>
-        <w:t>toh</w:t>
-      </w:r>
-      <w:proofErr w:type="spellEnd"/>
-      <w:r>
-        <w:t xml:space="preserve"> Chanakya </w:t>
-      </w:r>
-      <w:proofErr w:type="spellStart"/>
-      <w:r>
-        <w:t>poochega</w:t>
-      </w:r>
-      <w:proofErr w:type="spellEnd"/>
-      <w:r>
-        <w:t>:</w:t>
-      </w:r>
-    </w:p>
-    <w:p>
-      <w:pPr>
-        <w:numPr>
-          <w:ilvl w:val="1"/>
-          <w:numId w:val="3"/>
-        </w:numPr>
-      </w:pPr>
-      <w:proofErr w:type="spellStart"/>
-      <w:r>
-        <w:rPr>
-          <w:b/>
-          <w:bCs/>
-        </w:rPr>
-        <w:t>Pehli</w:t>
-      </w:r>
-      <w:proofErr w:type="spellEnd"/>
-      <w:r>
-        <w:rPr>
-          <w:b/>
-          <w:bCs/>
-        </w:rPr>
-        <w:t>:</w:t>
-      </w:r>
-      <w:r>
-        <w:t xml:space="preserve"> </w:t>
-      </w:r>
-      <w:r>
-        <w:rPr>
-          <w:i/>
-          <w:iCs/>
-        </w:rPr>
-        <w:t xml:space="preserve">"First </w:t>
-      </w:r>
-      <w:proofErr w:type="spellStart"/>
-      <w:r>
-        <w:rPr>
-          <w:i/>
-          <w:iCs/>
-        </w:rPr>
-        <w:t>wali</w:t>
-      </w:r>
-      <w:proofErr w:type="spellEnd"/>
-      <w:r>
-        <w:rPr>
-          <w:i/>
-          <w:iCs/>
-        </w:rPr>
-        <w:t xml:space="preserve"> </w:t>
-      </w:r>
-      <w:proofErr w:type="spellStart"/>
-      <w:r>
-        <w:rPr>
-          <w:i/>
-          <w:iCs/>
-        </w:rPr>
-        <w:t>kholo</w:t>
-      </w:r>
-      <w:proofErr w:type="spellEnd"/>
-      <w:r>
-        <w:rPr>
-          <w:i/>
-          <w:iCs/>
-        </w:rPr>
-        <w:t>"</w:t>
-      </w:r>
-      <w:r>
-        <w:t xml:space="preserve"> </w:t>
-      </w:r>
-      <w:proofErr w:type="spellStart"/>
-      <w:r>
-        <w:t>ya</w:t>
-      </w:r>
-      <w:proofErr w:type="spellEnd"/>
-      <w:r>
-        <w:t xml:space="preserve"> </w:t>
-      </w:r>
-      <w:r>
-        <w:rPr>
-          <w:i/>
-          <w:iCs/>
-        </w:rPr>
-        <w:t>"</w:t>
-      </w:r>
-      <w:proofErr w:type="spellStart"/>
-      <w:r>
-        <w:rPr>
-          <w:i/>
-          <w:iCs/>
-        </w:rPr>
-        <w:t>Pehli</w:t>
-      </w:r>
-      <w:proofErr w:type="spellEnd"/>
-      <w:r>
-        <w:rPr>
-          <w:i/>
-          <w:iCs/>
-        </w:rPr>
-        <w:t>"</w:t>
-      </w:r>
-    </w:p>
-    <w:p>
-      <w:pPr>
-        <w:numPr>
-          <w:ilvl w:val="1"/>
-          <w:numId w:val="3"/>
-        </w:numPr>
-      </w:pPr>
-      <w:proofErr w:type="spellStart"/>
-      <w:r>
-        <w:rPr>
-          <w:b/>
-          <w:bCs/>
-        </w:rPr>
-        <w:t>Doosri</w:t>
-      </w:r>
-      <w:proofErr w:type="spellEnd"/>
-      <w:r>
-        <w:rPr>
-          <w:b/>
-          <w:bCs/>
-        </w:rPr>
-        <w:t>:</w:t>
-      </w:r>
-      <w:r>
-        <w:t xml:space="preserve"> </w:t>
-      </w:r>
-      <w:r>
-        <w:rPr>
-          <w:i/>
-          <w:iCs/>
-        </w:rPr>
-        <w:t>"Second"</w:t>
-      </w:r>
-      <w:r>
-        <w:t xml:space="preserve"> </w:t>
-      </w:r>
-      <w:proofErr w:type="spellStart"/>
-      <w:r>
-        <w:t>ya</w:t>
-      </w:r>
-      <w:proofErr w:type="spellEnd"/>
-      <w:r>
-        <w:t xml:space="preserve"> </w:t>
-      </w:r>
-      <w:r>
-        <w:rPr>
-          <w:i/>
-          <w:iCs/>
-        </w:rPr>
-        <w:t>"</w:t>
-      </w:r>
-      <w:proofErr w:type="spellStart"/>
-      <w:r>
-        <w:rPr>
-          <w:i/>
-          <w:iCs/>
-        </w:rPr>
-        <w:t>Doosri</w:t>
-      </w:r>
-      <w:proofErr w:type="spellEnd"/>
-      <w:r>
-        <w:rPr>
-          <w:i/>
-          <w:iCs/>
-        </w:rPr>
-        <w:t>"</w:t>
-      </w:r>
-    </w:p>
-    <w:p>
-      <w:pPr>
-        <w:numPr>
-          <w:ilvl w:val="1"/>
-          <w:numId w:val="3"/>
-        </w:numPr>
-      </w:pPr>
-      <w:proofErr w:type="spellStart"/>
-      <w:r>
-        <w:rPr>
-          <w:b/>
-          <w:bCs/>
-        </w:rPr>
-        <w:t>Teesri</w:t>
-      </w:r>
-      <w:proofErr w:type="spellEnd"/>
-      <w:r>
-        <w:rPr>
-          <w:b/>
-          <w:bCs/>
-        </w:rPr>
-        <w:t>:</w:t>
-      </w:r>
-      <w:r>
-        <w:t xml:space="preserve"> </w:t>
-      </w:r>
-      <w:r>
-        <w:rPr>
-          <w:i/>
-          <w:iCs/>
-        </w:rPr>
-        <w:t>"Third"</w:t>
-      </w:r>
-      <w:r>
-        <w:t xml:space="preserve"> </w:t>
-      </w:r>
-      <w:proofErr w:type="spellStart"/>
-      <w:r>
-        <w:t>ya</w:t>
-      </w:r>
-      <w:proofErr w:type="spellEnd"/>
-      <w:r>
-        <w:t xml:space="preserve"> </w:t>
-      </w:r>
-      <w:r>
-        <w:rPr>
-          <w:i/>
-          <w:iCs/>
-        </w:rPr>
-        <w:t>"</w:t>
-      </w:r>
-      <w:proofErr w:type="spellStart"/>
-      <w:r>
-        <w:rPr>
-          <w:i/>
-          <w:iCs/>
-        </w:rPr>
-        <w:t>Teesri</w:t>
-      </w:r>
-      <w:proofErr w:type="spellEnd"/>
-      <w:r>
-        <w:rPr>
-          <w:i/>
-          <w:iCs/>
-        </w:rPr>
-        <w:t>"</w:t>
+        <w:t>App Not Opening:</w:t>
+      </w:r>
+      <w:r>
+        <w:t xml:space="preserve"> Agar Excel/PPT nahi khul raha, toh check karein ki wo aapke Windows "Path" mein added hai ya nahi.</w:t>
       </w:r>
     </w:p>
     <w:p>
       <w:pPr>
         <w:numPr>
           <w:ilvl w:val="0"/>
-          <w:numId w:val="3"/>
+          <w:numId w:val="14"/>
         </w:numPr>
       </w:pPr>
       <w:r>
@@ -1278,757 +907,10 @@
           <w:b/>
           <w:bCs/>
         </w:rPr>
-        <w:lastRenderedPageBreak/>
-        <w:t>Web Fallback:</w:t>
-      </w:r>
-      <w:r>
-        <w:t xml:space="preserve"> Agar PC </w:t>
-      </w:r>
-      <w:proofErr w:type="spellStart"/>
-      <w:r>
-        <w:t>mein</w:t>
-      </w:r>
-      <w:proofErr w:type="spellEnd"/>
-      <w:r>
-        <w:t xml:space="preserve"> file </w:t>
-      </w:r>
-      <w:proofErr w:type="spellStart"/>
-      <w:r>
-        <w:t>nahi</w:t>
-      </w:r>
-      <w:proofErr w:type="spellEnd"/>
-      <w:r>
-        <w:t xml:space="preserve"> </w:t>
-      </w:r>
-      <w:proofErr w:type="spellStart"/>
-      <w:r>
-        <w:t>mili</w:t>
-      </w:r>
-      <w:proofErr w:type="spellEnd"/>
-      <w:r>
-        <w:t xml:space="preserve">, </w:t>
-      </w:r>
-      <w:proofErr w:type="spellStart"/>
-      <w:r>
-        <w:t>toh</w:t>
-      </w:r>
-      <w:proofErr w:type="spellEnd"/>
-      <w:r>
-        <w:t xml:space="preserve"> ye </w:t>
-      </w:r>
-      <w:proofErr w:type="spellStart"/>
-      <w:r>
-        <w:t>apne</w:t>
-      </w:r>
-      <w:proofErr w:type="spellEnd"/>
-      <w:r>
-        <w:t xml:space="preserve"> </w:t>
-      </w:r>
-      <w:proofErr w:type="spellStart"/>
-      <w:r>
-        <w:t>aap</w:t>
-      </w:r>
-      <w:proofErr w:type="spellEnd"/>
-      <w:r>
-        <w:t xml:space="preserve"> </w:t>
-      </w:r>
-      <w:r>
-        <w:rPr>
-          <w:b/>
-          <w:bCs/>
-        </w:rPr>
-        <w:t>Google</w:t>
-      </w:r>
-      <w:r>
-        <w:t xml:space="preserve"> par search </w:t>
-      </w:r>
-      <w:proofErr w:type="spellStart"/>
-      <w:r>
-        <w:t>kar</w:t>
-      </w:r>
-      <w:proofErr w:type="spellEnd"/>
-      <w:r>
-        <w:t xml:space="preserve"> </w:t>
-      </w:r>
-      <w:proofErr w:type="spellStart"/>
-      <w:r>
-        <w:t>lega</w:t>
-      </w:r>
-      <w:proofErr w:type="spellEnd"/>
-      <w:r>
-        <w:t>.</w:t>
-      </w:r>
-    </w:p>
-    <w:p>
-      <w:r>
-        <w:pict w14:anchorId="69D4B2F8">
-          <v:rect id="_x0000_i1064" style="width:0;height:1.5pt" o:hralign="center" o:hrstd="t" o:hr="t" fillcolor="#a0a0a0" stroked="f"/>
-        </w:pict>
-      </w:r>
-    </w:p>
-    <w:p>
-      <w:pPr>
-        <w:rPr>
-          <w:b/>
-          <w:bCs/>
-        </w:rPr>
-      </w:pPr>
-      <w:r>
-        <w:rPr>
-          <w:b/>
-          <w:bCs/>
-        </w:rPr>
-        <w:t>4. Entertainment &amp; Utility</w:t>
-      </w:r>
-    </w:p>
-    <w:p>
-      <w:pPr>
-        <w:numPr>
-          <w:ilvl w:val="0"/>
-          <w:numId w:val="4"/>
-        </w:numPr>
-      </w:pPr>
-      <w:r>
-        <w:rPr>
-          <w:b/>
-          <w:bCs/>
-        </w:rPr>
-        <w:t>YouTube Auto-Play:</w:t>
-      </w:r>
-      <w:r>
-        <w:t xml:space="preserve"> </w:t>
-      </w:r>
-      <w:r>
-        <w:rPr>
-          <w:i/>
-          <w:iCs/>
-        </w:rPr>
-        <w:t>"YouTube par [</w:t>
-      </w:r>
-      <w:proofErr w:type="spellStart"/>
-      <w:r>
-        <w:rPr>
-          <w:i/>
-          <w:iCs/>
-        </w:rPr>
-        <w:t>Gaane</w:t>
-      </w:r>
-      <w:proofErr w:type="spellEnd"/>
-      <w:r>
-        <w:rPr>
-          <w:i/>
-          <w:iCs/>
-        </w:rPr>
-        <w:t xml:space="preserve"> ka naam] </w:t>
-      </w:r>
-      <w:proofErr w:type="spellStart"/>
-      <w:r>
-        <w:rPr>
-          <w:i/>
-          <w:iCs/>
-        </w:rPr>
-        <w:t>chalao</w:t>
-      </w:r>
-      <w:proofErr w:type="spellEnd"/>
-      <w:r>
-        <w:rPr>
-          <w:i/>
-          <w:iCs/>
-        </w:rPr>
-        <w:t>"</w:t>
-      </w:r>
-    </w:p>
-    <w:p>
-      <w:pPr>
-        <w:numPr>
-          <w:ilvl w:val="1"/>
-          <w:numId w:val="4"/>
-        </w:numPr>
-      </w:pPr>
-      <w:r>
-        <w:rPr>
-          <w:i/>
-          <w:iCs/>
-        </w:rPr>
-        <w:t>Logic:</w:t>
-      </w:r>
-      <w:r>
-        <w:t xml:space="preserve"> Ye browser </w:t>
-      </w:r>
-      <w:proofErr w:type="spellStart"/>
-      <w:r>
-        <w:t>khol</w:t>
-      </w:r>
-      <w:proofErr w:type="spellEnd"/>
-      <w:r>
-        <w:t xml:space="preserve"> </w:t>
-      </w:r>
-      <w:proofErr w:type="spellStart"/>
-      <w:r>
-        <w:t>kar</w:t>
-      </w:r>
-      <w:proofErr w:type="spellEnd"/>
-      <w:r>
-        <w:t xml:space="preserve"> </w:t>
-      </w:r>
-      <w:proofErr w:type="spellStart"/>
-      <w:r>
-        <w:t>gaana</w:t>
-      </w:r>
-      <w:proofErr w:type="spellEnd"/>
-      <w:r>
-        <w:t xml:space="preserve"> </w:t>
-      </w:r>
-      <w:proofErr w:type="spellStart"/>
-      <w:r>
-        <w:t>dhoondhega</w:t>
-      </w:r>
-      <w:proofErr w:type="spellEnd"/>
-      <w:r>
-        <w:t xml:space="preserve"> aur 5 sec </w:t>
-      </w:r>
-      <w:proofErr w:type="spellStart"/>
-      <w:r>
-        <w:t>baad</w:t>
-      </w:r>
-      <w:proofErr w:type="spellEnd"/>
-      <w:r>
-        <w:t xml:space="preserve"> C++ </w:t>
-      </w:r>
-      <w:proofErr w:type="spellStart"/>
-      <w:r>
-        <w:t>ke</w:t>
-      </w:r>
-      <w:proofErr w:type="spellEnd"/>
-      <w:r>
-        <w:t xml:space="preserve"> </w:t>
-      </w:r>
-      <w:proofErr w:type="spellStart"/>
-      <w:r>
-        <w:t>raste</w:t>
-      </w:r>
-      <w:proofErr w:type="spellEnd"/>
-      <w:r>
-        <w:t xml:space="preserve"> Enter press </w:t>
-      </w:r>
-      <w:proofErr w:type="spellStart"/>
-      <w:r>
-        <w:t>karke</w:t>
-      </w:r>
-      <w:proofErr w:type="spellEnd"/>
-      <w:r>
-        <w:t xml:space="preserve"> video play </w:t>
-      </w:r>
-      <w:proofErr w:type="spellStart"/>
-      <w:r>
-        <w:t>kar</w:t>
-      </w:r>
-      <w:proofErr w:type="spellEnd"/>
-      <w:r>
-        <w:t xml:space="preserve"> </w:t>
-      </w:r>
-      <w:proofErr w:type="spellStart"/>
-      <w:r>
-        <w:t>dega</w:t>
-      </w:r>
-      <w:proofErr w:type="spellEnd"/>
-      <w:r>
-        <w:t>.</w:t>
-      </w:r>
-    </w:p>
-    <w:p>
-      <w:pPr>
-        <w:numPr>
-          <w:ilvl w:val="0"/>
-          <w:numId w:val="4"/>
-        </w:numPr>
-      </w:pPr>
-      <w:r>
-        <w:rPr>
-          <w:b/>
-          <w:bCs/>
-        </w:rPr>
-        <w:t>Voice Calculator:</w:t>
-      </w:r>
-      <w:r>
-        <w:t xml:space="preserve"> </w:t>
-      </w:r>
-      <w:r>
-        <w:rPr>
-          <w:i/>
-          <w:iCs/>
-        </w:rPr>
-        <w:t>"150 plus 300 into 2"</w:t>
-      </w:r>
-    </w:p>
-    <w:p>
-      <w:pPr>
-        <w:numPr>
-          <w:ilvl w:val="1"/>
-          <w:numId w:val="4"/>
-        </w:numPr>
-      </w:pPr>
-      <w:r>
-        <w:rPr>
-          <w:i/>
-          <w:iCs/>
-        </w:rPr>
-        <w:t>Logic:</w:t>
-      </w:r>
-      <w:r>
-        <w:t xml:space="preserve"> Bas numbers aur math operators (plus, minus, into, divided) bolo, ye </w:t>
-      </w:r>
-      <w:proofErr w:type="spellStart"/>
-      <w:r>
-        <w:t>jawab</w:t>
-      </w:r>
-      <w:proofErr w:type="spellEnd"/>
-      <w:r>
-        <w:t xml:space="preserve"> </w:t>
-      </w:r>
-      <w:proofErr w:type="spellStart"/>
-      <w:r>
-        <w:t>bol</w:t>
-      </w:r>
-      <w:proofErr w:type="spellEnd"/>
-      <w:r>
-        <w:t xml:space="preserve"> </w:t>
-      </w:r>
-      <w:proofErr w:type="spellStart"/>
-      <w:r>
-        <w:t>kar</w:t>
-      </w:r>
-      <w:proofErr w:type="spellEnd"/>
-      <w:r>
-        <w:t xml:space="preserve"> </w:t>
-      </w:r>
-      <w:proofErr w:type="spellStart"/>
-      <w:r>
-        <w:t>batayega</w:t>
-      </w:r>
-      <w:proofErr w:type="spellEnd"/>
-      <w:r>
-        <w:t>.</w:t>
-      </w:r>
-    </w:p>
-    <w:p>
-      <w:r>
-        <w:pict w14:anchorId="1FE2D2CD">
-          <v:rect id="_x0000_i1065" style="width:0;height:1.5pt" o:hralign="center" o:hrstd="t" o:hr="t" fillcolor="#a0a0a0" stroked="f"/>
-        </w:pict>
-      </w:r>
-    </w:p>
-    <w:p>
-      <w:pPr>
-        <w:rPr>
-          <w:b/>
-          <w:bCs/>
-        </w:rPr>
-      </w:pPr>
-      <w:r>
-        <w:rPr>
-          <w:b/>
-          <w:bCs/>
-        </w:rPr>
-        <w:t>5. Status &amp; Sleep Mode</w:t>
-      </w:r>
-    </w:p>
-    <w:p>
-      <w:pPr>
-        <w:numPr>
-          <w:ilvl w:val="0"/>
-          <w:numId w:val="5"/>
-        </w:numPr>
-      </w:pPr>
-      <w:r>
-        <w:rPr>
-          <w:b/>
-          <w:bCs/>
-        </w:rPr>
-        <w:t>Sleep:</w:t>
-      </w:r>
-      <w:r>
-        <w:t xml:space="preserve"> </w:t>
-      </w:r>
-      <w:r>
-        <w:rPr>
-          <w:i/>
-          <w:iCs/>
-        </w:rPr>
-        <w:t xml:space="preserve">"So </w:t>
-      </w:r>
-      <w:proofErr w:type="spellStart"/>
-      <w:r>
-        <w:rPr>
-          <w:i/>
-          <w:iCs/>
-        </w:rPr>
-        <w:t>jao</w:t>
-      </w:r>
-      <w:proofErr w:type="spellEnd"/>
-      <w:r>
-        <w:rPr>
-          <w:i/>
-          <w:iCs/>
-        </w:rPr>
-        <w:t>"</w:t>
-      </w:r>
-      <w:r>
-        <w:t xml:space="preserve"> </w:t>
-      </w:r>
-      <w:proofErr w:type="spellStart"/>
-      <w:r>
-        <w:t>ya</w:t>
-      </w:r>
-      <w:proofErr w:type="spellEnd"/>
-      <w:r>
-        <w:t xml:space="preserve"> </w:t>
-      </w:r>
-      <w:r>
-        <w:rPr>
-          <w:i/>
-          <w:iCs/>
-        </w:rPr>
-        <w:t>"Sleep"</w:t>
-      </w:r>
-      <w:r>
-        <w:t xml:space="preserve"> (Chanakya </w:t>
-      </w:r>
-      <w:proofErr w:type="spellStart"/>
-      <w:r>
-        <w:t>sunna</w:t>
-      </w:r>
-      <w:proofErr w:type="spellEnd"/>
-      <w:r>
-        <w:t xml:space="preserve"> band </w:t>
-      </w:r>
-      <w:proofErr w:type="spellStart"/>
-      <w:r>
-        <w:t>kar</w:t>
-      </w:r>
-      <w:proofErr w:type="spellEnd"/>
-      <w:r>
-        <w:t xml:space="preserve"> </w:t>
-      </w:r>
-      <w:proofErr w:type="spellStart"/>
-      <w:r>
-        <w:t>dega</w:t>
-      </w:r>
-      <w:proofErr w:type="spellEnd"/>
-      <w:r>
-        <w:t xml:space="preserve"> par background </w:t>
-      </w:r>
-      <w:proofErr w:type="spellStart"/>
-      <w:r>
-        <w:t>mein</w:t>
-      </w:r>
-      <w:proofErr w:type="spellEnd"/>
-      <w:r>
-        <w:t xml:space="preserve"> </w:t>
-      </w:r>
-      <w:proofErr w:type="spellStart"/>
-      <w:r>
-        <w:t>rahega</w:t>
-      </w:r>
-      <w:proofErr w:type="spellEnd"/>
-      <w:r>
-        <w:t>)</w:t>
-      </w:r>
-    </w:p>
-    <w:p>
-      <w:pPr>
-        <w:numPr>
-          <w:ilvl w:val="0"/>
-          <w:numId w:val="5"/>
-        </w:numPr>
-      </w:pPr>
-      <w:r>
-        <w:rPr>
-          <w:b/>
-          <w:bCs/>
-        </w:rPr>
-        <w:t>Wake Up:</w:t>
-      </w:r>
-      <w:r>
-        <w:t xml:space="preserve"> </w:t>
-      </w:r>
-      <w:r>
-        <w:rPr>
-          <w:i/>
-          <w:iCs/>
-        </w:rPr>
-        <w:t>"</w:t>
-      </w:r>
-      <w:proofErr w:type="spellStart"/>
-      <w:r>
-        <w:rPr>
-          <w:i/>
-          <w:iCs/>
-        </w:rPr>
-        <w:t>Jaag</w:t>
-      </w:r>
-      <w:proofErr w:type="spellEnd"/>
-      <w:r>
-        <w:rPr>
-          <w:i/>
-          <w:iCs/>
-        </w:rPr>
-        <w:t xml:space="preserve"> </w:t>
-      </w:r>
-      <w:proofErr w:type="spellStart"/>
-      <w:r>
-        <w:rPr>
-          <w:i/>
-          <w:iCs/>
-        </w:rPr>
-        <w:t>jao</w:t>
-      </w:r>
-      <w:proofErr w:type="spellEnd"/>
-      <w:r>
-        <w:rPr>
-          <w:i/>
-          <w:iCs/>
-        </w:rPr>
-        <w:t>"</w:t>
-      </w:r>
-      <w:r>
-        <w:t xml:space="preserve"> </w:t>
-      </w:r>
-      <w:proofErr w:type="spellStart"/>
-      <w:r>
-        <w:t>ya</w:t>
-      </w:r>
-      <w:proofErr w:type="spellEnd"/>
-      <w:r>
-        <w:t xml:space="preserve"> </w:t>
-      </w:r>
-      <w:r>
-        <w:rPr>
-          <w:i/>
-          <w:iCs/>
-        </w:rPr>
-        <w:t>"Wake up"</w:t>
-      </w:r>
-      <w:r>
-        <w:t xml:space="preserve"> (Chanakya </w:t>
-      </w:r>
-      <w:proofErr w:type="spellStart"/>
-      <w:r>
-        <w:t>wapas</w:t>
-      </w:r>
-      <w:proofErr w:type="spellEnd"/>
-      <w:r>
-        <w:t xml:space="preserve"> active </w:t>
-      </w:r>
-      <w:proofErr w:type="spellStart"/>
-      <w:r>
-        <w:t>ho</w:t>
-      </w:r>
-      <w:proofErr w:type="spellEnd"/>
-      <w:r>
-        <w:t xml:space="preserve"> </w:t>
-      </w:r>
-      <w:proofErr w:type="spellStart"/>
-      <w:r>
-        <w:t>jayega</w:t>
-      </w:r>
-      <w:proofErr w:type="spellEnd"/>
-      <w:r>
-        <w:t>)</w:t>
-      </w:r>
-    </w:p>
-    <w:p>
-      <w:pPr>
-        <w:numPr>
-          <w:ilvl w:val="0"/>
-          <w:numId w:val="5"/>
-        </w:numPr>
-      </w:pPr>
-      <w:r>
-        <w:rPr>
-          <w:b/>
-          <w:bCs/>
-        </w:rPr>
-        <w:t>Exit:</w:t>
-      </w:r>
-      <w:r>
-        <w:t xml:space="preserve"> Tray icon (niche clock </w:t>
-      </w:r>
-      <w:proofErr w:type="spellStart"/>
-      <w:r>
-        <w:t>ke</w:t>
-      </w:r>
-      <w:proofErr w:type="spellEnd"/>
-      <w:r>
-        <w:t xml:space="preserve"> </w:t>
-      </w:r>
-      <w:proofErr w:type="spellStart"/>
-      <w:r>
-        <w:t>paas</w:t>
-      </w:r>
-      <w:proofErr w:type="spellEnd"/>
-      <w:r>
-        <w:t xml:space="preserve">) par Right Click </w:t>
-      </w:r>
-      <w:proofErr w:type="spellStart"/>
-      <w:r>
-        <w:t>karke</w:t>
-      </w:r>
-      <w:proofErr w:type="spellEnd"/>
-      <w:r>
-        <w:t xml:space="preserve"> </w:t>
-      </w:r>
-      <w:r>
-        <w:rPr>
-          <w:b/>
-          <w:bCs/>
-        </w:rPr>
-        <w:t>Exit</w:t>
-      </w:r>
-      <w:r>
-        <w:t xml:space="preserve"> </w:t>
-      </w:r>
-      <w:proofErr w:type="spellStart"/>
-      <w:r>
-        <w:t>dabao</w:t>
-      </w:r>
-      <w:proofErr w:type="spellEnd"/>
-      <w:r>
-        <w:t>.</w:t>
-      </w:r>
-    </w:p>
-    <w:p>
-      <w:r>
-        <w:pict w14:anchorId="5BBDBBDE">
-          <v:rect id="_x0000_i1066" style="width:0;height:1.5pt" o:hralign="center" o:hrstd="t" o:hr="t" fillcolor="#a0a0a0" stroked="f"/>
-        </w:pict>
-      </w:r>
-    </w:p>
-    <w:p>
-      <w:pPr>
-        <w:rPr>
-          <w:b/>
-          <w:bCs/>
-        </w:rPr>
-      </w:pPr>
-      <w:r>
-        <w:rPr>
-          <w:rFonts w:ascii="Segoe UI Emoji" w:hAnsi="Segoe UI Emoji" w:cs="Segoe UI Emoji"/>
-          <w:b/>
-          <w:bCs/>
-        </w:rPr>
-        <w:t>📂</w:t>
-      </w:r>
-      <w:r>
-        <w:rPr>
-          <w:b/>
-          <w:bCs/>
-        </w:rPr>
-        <w:t xml:space="preserve"> File Structure (For Backup)</w:t>
-      </w:r>
-    </w:p>
-    <w:p>
-      <w:r>
-        <w:t xml:space="preserve">Notes </w:t>
-      </w:r>
-      <w:proofErr w:type="spellStart"/>
-      <w:r>
-        <w:t>mein</w:t>
-      </w:r>
-      <w:proofErr w:type="spellEnd"/>
-      <w:r>
-        <w:t xml:space="preserve"> ye </w:t>
-      </w:r>
-      <w:proofErr w:type="spellStart"/>
-      <w:r>
-        <w:t>bhi</w:t>
-      </w:r>
-      <w:proofErr w:type="spellEnd"/>
-      <w:r>
-        <w:t xml:space="preserve"> </w:t>
-      </w:r>
-      <w:proofErr w:type="spellStart"/>
-      <w:r>
-        <w:t>likh</w:t>
-      </w:r>
-      <w:proofErr w:type="spellEnd"/>
-      <w:r>
-        <w:t xml:space="preserve"> </w:t>
-      </w:r>
-      <w:proofErr w:type="spellStart"/>
-      <w:r>
-        <w:t>le</w:t>
-      </w:r>
-      <w:proofErr w:type="spellEnd"/>
-      <w:r>
-        <w:t xml:space="preserve"> ki files </w:t>
-      </w:r>
-      <w:proofErr w:type="spellStart"/>
-      <w:r>
-        <w:t>kahan</w:t>
-      </w:r>
-      <w:proofErr w:type="spellEnd"/>
-      <w:r>
-        <w:t xml:space="preserve"> </w:t>
-      </w:r>
-      <w:proofErr w:type="spellStart"/>
-      <w:r>
-        <w:t>honi</w:t>
-      </w:r>
-      <w:proofErr w:type="spellEnd"/>
-      <w:r>
-        <w:t xml:space="preserve"> </w:t>
-      </w:r>
-      <w:proofErr w:type="spellStart"/>
-      <w:r>
-        <w:t>chahiye</w:t>
-      </w:r>
-      <w:proofErr w:type="spellEnd"/>
-      <w:r>
-        <w:t>:</w:t>
-      </w:r>
-    </w:p>
-    <w:p>
-      <w:pPr>
-        <w:numPr>
-          <w:ilvl w:val="0"/>
-          <w:numId w:val="6"/>
-        </w:numPr>
-      </w:pPr>
-      <w:proofErr w:type="spellStart"/>
-      <w:r>
-        <w:t>mainbrain.pyw</w:t>
-      </w:r>
-      <w:proofErr w:type="spellEnd"/>
-      <w:r>
-        <w:t xml:space="preserve"> -&gt; Main Folder</w:t>
-      </w:r>
-    </w:p>
-    <w:p>
-      <w:pPr>
-        <w:numPr>
-          <w:ilvl w:val="0"/>
-          <w:numId w:val="6"/>
-        </w:numPr>
-      </w:pPr>
-      <w:r>
-        <w:t xml:space="preserve">output/controller.exe -&gt; Output Folder </w:t>
-      </w:r>
-      <w:proofErr w:type="spellStart"/>
-      <w:r>
-        <w:t>ke</w:t>
-      </w:r>
-      <w:proofErr w:type="spellEnd"/>
-      <w:r>
-        <w:t xml:space="preserve"> </w:t>
-      </w:r>
-      <w:proofErr w:type="spellStart"/>
-      <w:r>
-        <w:t>andar</w:t>
-      </w:r>
-      <w:proofErr w:type="spellEnd"/>
-      <w:r>
-        <w:t xml:space="preserve"> (C++ Compiled)</w:t>
+        <w:t>Folder Not Found:</w:t>
+      </w:r>
+      <w:r>
+        <w:t xml:space="preserve"> Folder ka naam wahi bolein jo PC mein save hai.</w:t>
       </w:r>
     </w:p>
     <w:p/>
@@ -2194,6 +1076,602 @@
     </w:lvl>
   </w:abstractNum>
   <w:abstractNum w:abstractNumId="1" w15:restartNumberingAfterBreak="0">
+    <w:nsid w:val="084C7B56"/>
+    <w:multiLevelType w:val="multilevel"/>
+    <w:tmpl w:val="EDF0B7D0"/>
+    <w:lvl w:ilvl="0">
+      <w:start w:val="1"/>
+      <w:numFmt w:val="bullet"/>
+      <w:lvlText w:val=""/>
+      <w:lvlJc w:val="left"/>
+      <w:pPr>
+        <w:tabs>
+          <w:tab w:val="num" w:pos="720"/>
+        </w:tabs>
+        <w:ind w:left="720" w:hanging="360"/>
+      </w:pPr>
+      <w:rPr>
+        <w:rFonts w:ascii="Symbol" w:hAnsi="Symbol" w:hint="default"/>
+        <w:sz w:val="20"/>
+      </w:rPr>
+    </w:lvl>
+    <w:lvl w:ilvl="1" w:tentative="1">
+      <w:start w:val="1"/>
+      <w:numFmt w:val="bullet"/>
+      <w:lvlText w:val="o"/>
+      <w:lvlJc w:val="left"/>
+      <w:pPr>
+        <w:tabs>
+          <w:tab w:val="num" w:pos="1440"/>
+        </w:tabs>
+        <w:ind w:left="1440" w:hanging="360"/>
+      </w:pPr>
+      <w:rPr>
+        <w:rFonts w:ascii="Courier New" w:hAnsi="Courier New" w:hint="default"/>
+        <w:sz w:val="20"/>
+      </w:rPr>
+    </w:lvl>
+    <w:lvl w:ilvl="2" w:tentative="1">
+      <w:start w:val="1"/>
+      <w:numFmt w:val="bullet"/>
+      <w:lvlText w:val=""/>
+      <w:lvlJc w:val="left"/>
+      <w:pPr>
+        <w:tabs>
+          <w:tab w:val="num" w:pos="2160"/>
+        </w:tabs>
+        <w:ind w:left="2160" w:hanging="360"/>
+      </w:pPr>
+      <w:rPr>
+        <w:rFonts w:ascii="Wingdings" w:hAnsi="Wingdings" w:hint="default"/>
+        <w:sz w:val="20"/>
+      </w:rPr>
+    </w:lvl>
+    <w:lvl w:ilvl="3" w:tentative="1">
+      <w:start w:val="1"/>
+      <w:numFmt w:val="bullet"/>
+      <w:lvlText w:val=""/>
+      <w:lvlJc w:val="left"/>
+      <w:pPr>
+        <w:tabs>
+          <w:tab w:val="num" w:pos="2880"/>
+        </w:tabs>
+        <w:ind w:left="2880" w:hanging="360"/>
+      </w:pPr>
+      <w:rPr>
+        <w:rFonts w:ascii="Wingdings" w:hAnsi="Wingdings" w:hint="default"/>
+        <w:sz w:val="20"/>
+      </w:rPr>
+    </w:lvl>
+    <w:lvl w:ilvl="4" w:tentative="1">
+      <w:start w:val="1"/>
+      <w:numFmt w:val="bullet"/>
+      <w:lvlText w:val=""/>
+      <w:lvlJc w:val="left"/>
+      <w:pPr>
+        <w:tabs>
+          <w:tab w:val="num" w:pos="3600"/>
+        </w:tabs>
+        <w:ind w:left="3600" w:hanging="360"/>
+      </w:pPr>
+      <w:rPr>
+        <w:rFonts w:ascii="Wingdings" w:hAnsi="Wingdings" w:hint="default"/>
+        <w:sz w:val="20"/>
+      </w:rPr>
+    </w:lvl>
+    <w:lvl w:ilvl="5" w:tentative="1">
+      <w:start w:val="1"/>
+      <w:numFmt w:val="bullet"/>
+      <w:lvlText w:val=""/>
+      <w:lvlJc w:val="left"/>
+      <w:pPr>
+        <w:tabs>
+          <w:tab w:val="num" w:pos="4320"/>
+        </w:tabs>
+        <w:ind w:left="4320" w:hanging="360"/>
+      </w:pPr>
+      <w:rPr>
+        <w:rFonts w:ascii="Wingdings" w:hAnsi="Wingdings" w:hint="default"/>
+        <w:sz w:val="20"/>
+      </w:rPr>
+    </w:lvl>
+    <w:lvl w:ilvl="6" w:tentative="1">
+      <w:start w:val="1"/>
+      <w:numFmt w:val="bullet"/>
+      <w:lvlText w:val=""/>
+      <w:lvlJc w:val="left"/>
+      <w:pPr>
+        <w:tabs>
+          <w:tab w:val="num" w:pos="5040"/>
+        </w:tabs>
+        <w:ind w:left="5040" w:hanging="360"/>
+      </w:pPr>
+      <w:rPr>
+        <w:rFonts w:ascii="Wingdings" w:hAnsi="Wingdings" w:hint="default"/>
+        <w:sz w:val="20"/>
+      </w:rPr>
+    </w:lvl>
+    <w:lvl w:ilvl="7" w:tentative="1">
+      <w:start w:val="1"/>
+      <w:numFmt w:val="bullet"/>
+      <w:lvlText w:val=""/>
+      <w:lvlJc w:val="left"/>
+      <w:pPr>
+        <w:tabs>
+          <w:tab w:val="num" w:pos="5760"/>
+        </w:tabs>
+        <w:ind w:left="5760" w:hanging="360"/>
+      </w:pPr>
+      <w:rPr>
+        <w:rFonts w:ascii="Wingdings" w:hAnsi="Wingdings" w:hint="default"/>
+        <w:sz w:val="20"/>
+      </w:rPr>
+    </w:lvl>
+    <w:lvl w:ilvl="8" w:tentative="1">
+      <w:start w:val="1"/>
+      <w:numFmt w:val="bullet"/>
+      <w:lvlText w:val=""/>
+      <w:lvlJc w:val="left"/>
+      <w:pPr>
+        <w:tabs>
+          <w:tab w:val="num" w:pos="6480"/>
+        </w:tabs>
+        <w:ind w:left="6480" w:hanging="360"/>
+      </w:pPr>
+      <w:rPr>
+        <w:rFonts w:ascii="Wingdings" w:hAnsi="Wingdings" w:hint="default"/>
+        <w:sz w:val="20"/>
+      </w:rPr>
+    </w:lvl>
+  </w:abstractNum>
+  <w:abstractNum w:abstractNumId="2" w15:restartNumberingAfterBreak="0">
+    <w:nsid w:val="12D40DFB"/>
+    <w:multiLevelType w:val="multilevel"/>
+    <w:tmpl w:val="1EBEAE84"/>
+    <w:lvl w:ilvl="0">
+      <w:start w:val="1"/>
+      <w:numFmt w:val="bullet"/>
+      <w:lvlText w:val=""/>
+      <w:lvlJc w:val="left"/>
+      <w:pPr>
+        <w:tabs>
+          <w:tab w:val="num" w:pos="720"/>
+        </w:tabs>
+        <w:ind w:left="720" w:hanging="360"/>
+      </w:pPr>
+      <w:rPr>
+        <w:rFonts w:ascii="Symbol" w:hAnsi="Symbol" w:hint="default"/>
+        <w:sz w:val="20"/>
+      </w:rPr>
+    </w:lvl>
+    <w:lvl w:ilvl="1" w:tentative="1">
+      <w:start w:val="1"/>
+      <w:numFmt w:val="bullet"/>
+      <w:lvlText w:val="o"/>
+      <w:lvlJc w:val="left"/>
+      <w:pPr>
+        <w:tabs>
+          <w:tab w:val="num" w:pos="1440"/>
+        </w:tabs>
+        <w:ind w:left="1440" w:hanging="360"/>
+      </w:pPr>
+      <w:rPr>
+        <w:rFonts w:ascii="Courier New" w:hAnsi="Courier New" w:hint="default"/>
+        <w:sz w:val="20"/>
+      </w:rPr>
+    </w:lvl>
+    <w:lvl w:ilvl="2" w:tentative="1">
+      <w:start w:val="1"/>
+      <w:numFmt w:val="bullet"/>
+      <w:lvlText w:val=""/>
+      <w:lvlJc w:val="left"/>
+      <w:pPr>
+        <w:tabs>
+          <w:tab w:val="num" w:pos="2160"/>
+        </w:tabs>
+        <w:ind w:left="2160" w:hanging="360"/>
+      </w:pPr>
+      <w:rPr>
+        <w:rFonts w:ascii="Wingdings" w:hAnsi="Wingdings" w:hint="default"/>
+        <w:sz w:val="20"/>
+      </w:rPr>
+    </w:lvl>
+    <w:lvl w:ilvl="3" w:tentative="1">
+      <w:start w:val="1"/>
+      <w:numFmt w:val="bullet"/>
+      <w:lvlText w:val=""/>
+      <w:lvlJc w:val="left"/>
+      <w:pPr>
+        <w:tabs>
+          <w:tab w:val="num" w:pos="2880"/>
+        </w:tabs>
+        <w:ind w:left="2880" w:hanging="360"/>
+      </w:pPr>
+      <w:rPr>
+        <w:rFonts w:ascii="Wingdings" w:hAnsi="Wingdings" w:hint="default"/>
+        <w:sz w:val="20"/>
+      </w:rPr>
+    </w:lvl>
+    <w:lvl w:ilvl="4" w:tentative="1">
+      <w:start w:val="1"/>
+      <w:numFmt w:val="bullet"/>
+      <w:lvlText w:val=""/>
+      <w:lvlJc w:val="left"/>
+      <w:pPr>
+        <w:tabs>
+          <w:tab w:val="num" w:pos="3600"/>
+        </w:tabs>
+        <w:ind w:left="3600" w:hanging="360"/>
+      </w:pPr>
+      <w:rPr>
+        <w:rFonts w:ascii="Wingdings" w:hAnsi="Wingdings" w:hint="default"/>
+        <w:sz w:val="20"/>
+      </w:rPr>
+    </w:lvl>
+    <w:lvl w:ilvl="5" w:tentative="1">
+      <w:start w:val="1"/>
+      <w:numFmt w:val="bullet"/>
+      <w:lvlText w:val=""/>
+      <w:lvlJc w:val="left"/>
+      <w:pPr>
+        <w:tabs>
+          <w:tab w:val="num" w:pos="4320"/>
+        </w:tabs>
+        <w:ind w:left="4320" w:hanging="360"/>
+      </w:pPr>
+      <w:rPr>
+        <w:rFonts w:ascii="Wingdings" w:hAnsi="Wingdings" w:hint="default"/>
+        <w:sz w:val="20"/>
+      </w:rPr>
+    </w:lvl>
+    <w:lvl w:ilvl="6" w:tentative="1">
+      <w:start w:val="1"/>
+      <w:numFmt w:val="bullet"/>
+      <w:lvlText w:val=""/>
+      <w:lvlJc w:val="left"/>
+      <w:pPr>
+        <w:tabs>
+          <w:tab w:val="num" w:pos="5040"/>
+        </w:tabs>
+        <w:ind w:left="5040" w:hanging="360"/>
+      </w:pPr>
+      <w:rPr>
+        <w:rFonts w:ascii="Wingdings" w:hAnsi="Wingdings" w:hint="default"/>
+        <w:sz w:val="20"/>
+      </w:rPr>
+    </w:lvl>
+    <w:lvl w:ilvl="7" w:tentative="1">
+      <w:start w:val="1"/>
+      <w:numFmt w:val="bullet"/>
+      <w:lvlText w:val=""/>
+      <w:lvlJc w:val="left"/>
+      <w:pPr>
+        <w:tabs>
+          <w:tab w:val="num" w:pos="5760"/>
+        </w:tabs>
+        <w:ind w:left="5760" w:hanging="360"/>
+      </w:pPr>
+      <w:rPr>
+        <w:rFonts w:ascii="Wingdings" w:hAnsi="Wingdings" w:hint="default"/>
+        <w:sz w:val="20"/>
+      </w:rPr>
+    </w:lvl>
+    <w:lvl w:ilvl="8" w:tentative="1">
+      <w:start w:val="1"/>
+      <w:numFmt w:val="bullet"/>
+      <w:lvlText w:val=""/>
+      <w:lvlJc w:val="left"/>
+      <w:pPr>
+        <w:tabs>
+          <w:tab w:val="num" w:pos="6480"/>
+        </w:tabs>
+        <w:ind w:left="6480" w:hanging="360"/>
+      </w:pPr>
+      <w:rPr>
+        <w:rFonts w:ascii="Wingdings" w:hAnsi="Wingdings" w:hint="default"/>
+        <w:sz w:val="20"/>
+      </w:rPr>
+    </w:lvl>
+  </w:abstractNum>
+  <w:abstractNum w:abstractNumId="3" w15:restartNumberingAfterBreak="0">
+    <w:nsid w:val="13E43830"/>
+    <w:multiLevelType w:val="multilevel"/>
+    <w:tmpl w:val="8CDAE9C0"/>
+    <w:lvl w:ilvl="0">
+      <w:start w:val="1"/>
+      <w:numFmt w:val="bullet"/>
+      <w:lvlText w:val=""/>
+      <w:lvlJc w:val="left"/>
+      <w:pPr>
+        <w:tabs>
+          <w:tab w:val="num" w:pos="720"/>
+        </w:tabs>
+        <w:ind w:left="720" w:hanging="360"/>
+      </w:pPr>
+      <w:rPr>
+        <w:rFonts w:ascii="Symbol" w:hAnsi="Symbol" w:hint="default"/>
+        <w:sz w:val="20"/>
+      </w:rPr>
+    </w:lvl>
+    <w:lvl w:ilvl="1" w:tentative="1">
+      <w:start w:val="1"/>
+      <w:numFmt w:val="bullet"/>
+      <w:lvlText w:val="o"/>
+      <w:lvlJc w:val="left"/>
+      <w:pPr>
+        <w:tabs>
+          <w:tab w:val="num" w:pos="1440"/>
+        </w:tabs>
+        <w:ind w:left="1440" w:hanging="360"/>
+      </w:pPr>
+      <w:rPr>
+        <w:rFonts w:ascii="Courier New" w:hAnsi="Courier New" w:hint="default"/>
+        <w:sz w:val="20"/>
+      </w:rPr>
+    </w:lvl>
+    <w:lvl w:ilvl="2" w:tentative="1">
+      <w:start w:val="1"/>
+      <w:numFmt w:val="bullet"/>
+      <w:lvlText w:val=""/>
+      <w:lvlJc w:val="left"/>
+      <w:pPr>
+        <w:tabs>
+          <w:tab w:val="num" w:pos="2160"/>
+        </w:tabs>
+        <w:ind w:left="2160" w:hanging="360"/>
+      </w:pPr>
+      <w:rPr>
+        <w:rFonts w:ascii="Wingdings" w:hAnsi="Wingdings" w:hint="default"/>
+        <w:sz w:val="20"/>
+      </w:rPr>
+    </w:lvl>
+    <w:lvl w:ilvl="3" w:tentative="1">
+      <w:start w:val="1"/>
+      <w:numFmt w:val="bullet"/>
+      <w:lvlText w:val=""/>
+      <w:lvlJc w:val="left"/>
+      <w:pPr>
+        <w:tabs>
+          <w:tab w:val="num" w:pos="2880"/>
+        </w:tabs>
+        <w:ind w:left="2880" w:hanging="360"/>
+      </w:pPr>
+      <w:rPr>
+        <w:rFonts w:ascii="Wingdings" w:hAnsi="Wingdings" w:hint="default"/>
+        <w:sz w:val="20"/>
+      </w:rPr>
+    </w:lvl>
+    <w:lvl w:ilvl="4" w:tentative="1">
+      <w:start w:val="1"/>
+      <w:numFmt w:val="bullet"/>
+      <w:lvlText w:val=""/>
+      <w:lvlJc w:val="left"/>
+      <w:pPr>
+        <w:tabs>
+          <w:tab w:val="num" w:pos="3600"/>
+        </w:tabs>
+        <w:ind w:left="3600" w:hanging="360"/>
+      </w:pPr>
+      <w:rPr>
+        <w:rFonts w:ascii="Wingdings" w:hAnsi="Wingdings" w:hint="default"/>
+        <w:sz w:val="20"/>
+      </w:rPr>
+    </w:lvl>
+    <w:lvl w:ilvl="5" w:tentative="1">
+      <w:start w:val="1"/>
+      <w:numFmt w:val="bullet"/>
+      <w:lvlText w:val=""/>
+      <w:lvlJc w:val="left"/>
+      <w:pPr>
+        <w:tabs>
+          <w:tab w:val="num" w:pos="4320"/>
+        </w:tabs>
+        <w:ind w:left="4320" w:hanging="360"/>
+      </w:pPr>
+      <w:rPr>
+        <w:rFonts w:ascii="Wingdings" w:hAnsi="Wingdings" w:hint="default"/>
+        <w:sz w:val="20"/>
+      </w:rPr>
+    </w:lvl>
+    <w:lvl w:ilvl="6" w:tentative="1">
+      <w:start w:val="1"/>
+      <w:numFmt w:val="bullet"/>
+      <w:lvlText w:val=""/>
+      <w:lvlJc w:val="left"/>
+      <w:pPr>
+        <w:tabs>
+          <w:tab w:val="num" w:pos="5040"/>
+        </w:tabs>
+        <w:ind w:left="5040" w:hanging="360"/>
+      </w:pPr>
+      <w:rPr>
+        <w:rFonts w:ascii="Wingdings" w:hAnsi="Wingdings" w:hint="default"/>
+        <w:sz w:val="20"/>
+      </w:rPr>
+    </w:lvl>
+    <w:lvl w:ilvl="7" w:tentative="1">
+      <w:start w:val="1"/>
+      <w:numFmt w:val="bullet"/>
+      <w:lvlText w:val=""/>
+      <w:lvlJc w:val="left"/>
+      <w:pPr>
+        <w:tabs>
+          <w:tab w:val="num" w:pos="5760"/>
+        </w:tabs>
+        <w:ind w:left="5760" w:hanging="360"/>
+      </w:pPr>
+      <w:rPr>
+        <w:rFonts w:ascii="Wingdings" w:hAnsi="Wingdings" w:hint="default"/>
+        <w:sz w:val="20"/>
+      </w:rPr>
+    </w:lvl>
+    <w:lvl w:ilvl="8" w:tentative="1">
+      <w:start w:val="1"/>
+      <w:numFmt w:val="bullet"/>
+      <w:lvlText w:val=""/>
+      <w:lvlJc w:val="left"/>
+      <w:pPr>
+        <w:tabs>
+          <w:tab w:val="num" w:pos="6480"/>
+        </w:tabs>
+        <w:ind w:left="6480" w:hanging="360"/>
+      </w:pPr>
+      <w:rPr>
+        <w:rFonts w:ascii="Wingdings" w:hAnsi="Wingdings" w:hint="default"/>
+        <w:sz w:val="20"/>
+      </w:rPr>
+    </w:lvl>
+  </w:abstractNum>
+  <w:abstractNum w:abstractNumId="4" w15:restartNumberingAfterBreak="0">
+    <w:nsid w:val="16002B3B"/>
+    <w:multiLevelType w:val="multilevel"/>
+    <w:tmpl w:val="5A32C356"/>
+    <w:lvl w:ilvl="0">
+      <w:start w:val="1"/>
+      <w:numFmt w:val="bullet"/>
+      <w:lvlText w:val=""/>
+      <w:lvlJc w:val="left"/>
+      <w:pPr>
+        <w:tabs>
+          <w:tab w:val="num" w:pos="720"/>
+        </w:tabs>
+        <w:ind w:left="720" w:hanging="360"/>
+      </w:pPr>
+      <w:rPr>
+        <w:rFonts w:ascii="Symbol" w:hAnsi="Symbol" w:hint="default"/>
+        <w:sz w:val="20"/>
+      </w:rPr>
+    </w:lvl>
+    <w:lvl w:ilvl="1" w:tentative="1">
+      <w:start w:val="1"/>
+      <w:numFmt w:val="bullet"/>
+      <w:lvlText w:val="o"/>
+      <w:lvlJc w:val="left"/>
+      <w:pPr>
+        <w:tabs>
+          <w:tab w:val="num" w:pos="1440"/>
+        </w:tabs>
+        <w:ind w:left="1440" w:hanging="360"/>
+      </w:pPr>
+      <w:rPr>
+        <w:rFonts w:ascii="Courier New" w:hAnsi="Courier New" w:hint="default"/>
+        <w:sz w:val="20"/>
+      </w:rPr>
+    </w:lvl>
+    <w:lvl w:ilvl="2" w:tentative="1">
+      <w:start w:val="1"/>
+      <w:numFmt w:val="bullet"/>
+      <w:lvlText w:val=""/>
+      <w:lvlJc w:val="left"/>
+      <w:pPr>
+        <w:tabs>
+          <w:tab w:val="num" w:pos="2160"/>
+        </w:tabs>
+        <w:ind w:left="2160" w:hanging="360"/>
+      </w:pPr>
+      <w:rPr>
+        <w:rFonts w:ascii="Wingdings" w:hAnsi="Wingdings" w:hint="default"/>
+        <w:sz w:val="20"/>
+      </w:rPr>
+    </w:lvl>
+    <w:lvl w:ilvl="3" w:tentative="1">
+      <w:start w:val="1"/>
+      <w:numFmt w:val="bullet"/>
+      <w:lvlText w:val=""/>
+      <w:lvlJc w:val="left"/>
+      <w:pPr>
+        <w:tabs>
+          <w:tab w:val="num" w:pos="2880"/>
+        </w:tabs>
+        <w:ind w:left="2880" w:hanging="360"/>
+      </w:pPr>
+      <w:rPr>
+        <w:rFonts w:ascii="Wingdings" w:hAnsi="Wingdings" w:hint="default"/>
+        <w:sz w:val="20"/>
+      </w:rPr>
+    </w:lvl>
+    <w:lvl w:ilvl="4" w:tentative="1">
+      <w:start w:val="1"/>
+      <w:numFmt w:val="bullet"/>
+      <w:lvlText w:val=""/>
+      <w:lvlJc w:val="left"/>
+      <w:pPr>
+        <w:tabs>
+          <w:tab w:val="num" w:pos="3600"/>
+        </w:tabs>
+        <w:ind w:left="3600" w:hanging="360"/>
+      </w:pPr>
+      <w:rPr>
+        <w:rFonts w:ascii="Wingdings" w:hAnsi="Wingdings" w:hint="default"/>
+        <w:sz w:val="20"/>
+      </w:rPr>
+    </w:lvl>
+    <w:lvl w:ilvl="5" w:tentative="1">
+      <w:start w:val="1"/>
+      <w:numFmt w:val="bullet"/>
+      <w:lvlText w:val=""/>
+      <w:lvlJc w:val="left"/>
+      <w:pPr>
+        <w:tabs>
+          <w:tab w:val="num" w:pos="4320"/>
+        </w:tabs>
+        <w:ind w:left="4320" w:hanging="360"/>
+      </w:pPr>
+      <w:rPr>
+        <w:rFonts w:ascii="Wingdings" w:hAnsi="Wingdings" w:hint="default"/>
+        <w:sz w:val="20"/>
+      </w:rPr>
+    </w:lvl>
+    <w:lvl w:ilvl="6" w:tentative="1">
+      <w:start w:val="1"/>
+      <w:numFmt w:val="bullet"/>
+      <w:lvlText w:val=""/>
+      <w:lvlJc w:val="left"/>
+      <w:pPr>
+        <w:tabs>
+          <w:tab w:val="num" w:pos="5040"/>
+        </w:tabs>
+        <w:ind w:left="5040" w:hanging="360"/>
+      </w:pPr>
+      <w:rPr>
+        <w:rFonts w:ascii="Wingdings" w:hAnsi="Wingdings" w:hint="default"/>
+        <w:sz w:val="20"/>
+      </w:rPr>
+    </w:lvl>
+    <w:lvl w:ilvl="7" w:tentative="1">
+      <w:start w:val="1"/>
+      <w:numFmt w:val="bullet"/>
+      <w:lvlText w:val=""/>
+      <w:lvlJc w:val="left"/>
+      <w:pPr>
+        <w:tabs>
+          <w:tab w:val="num" w:pos="5760"/>
+        </w:tabs>
+        <w:ind w:left="5760" w:hanging="360"/>
+      </w:pPr>
+      <w:rPr>
+        <w:rFonts w:ascii="Wingdings" w:hAnsi="Wingdings" w:hint="default"/>
+        <w:sz w:val="20"/>
+      </w:rPr>
+    </w:lvl>
+    <w:lvl w:ilvl="8" w:tentative="1">
+      <w:start w:val="1"/>
+      <w:numFmt w:val="bullet"/>
+      <w:lvlText w:val=""/>
+      <w:lvlJc w:val="left"/>
+      <w:pPr>
+        <w:tabs>
+          <w:tab w:val="num" w:pos="6480"/>
+        </w:tabs>
+        <w:ind w:left="6480" w:hanging="360"/>
+      </w:pPr>
+      <w:rPr>
+        <w:rFonts w:ascii="Wingdings" w:hAnsi="Wingdings" w:hint="default"/>
+        <w:sz w:val="20"/>
+      </w:rPr>
+    </w:lvl>
+  </w:abstractNum>
+  <w:abstractNum w:abstractNumId="5" w15:restartNumberingAfterBreak="0">
     <w:nsid w:val="203D73ED"/>
     <w:multiLevelType w:val="multilevel"/>
     <w:tmpl w:val="3E9EBCF6"/>
@@ -2342,7 +1820,7 @@
       </w:rPr>
     </w:lvl>
   </w:abstractNum>
-  <w:abstractNum w:abstractNumId="2" w15:restartNumberingAfterBreak="0">
+  <w:abstractNum w:abstractNumId="6" w15:restartNumberingAfterBreak="0">
     <w:nsid w:val="210D3749"/>
     <w:multiLevelType w:val="multilevel"/>
     <w:tmpl w:val="3F4CB79E"/>
@@ -2491,7 +1969,7 @@
       </w:rPr>
     </w:lvl>
   </w:abstractNum>
-  <w:abstractNum w:abstractNumId="3" w15:restartNumberingAfterBreak="0">
+  <w:abstractNum w:abstractNumId="7" w15:restartNumberingAfterBreak="0">
     <w:nsid w:val="2DCF2330"/>
     <w:multiLevelType w:val="multilevel"/>
     <w:tmpl w:val="646037DA"/>
@@ -2640,7 +2118,305 @@
       </w:rPr>
     </w:lvl>
   </w:abstractNum>
-  <w:abstractNum w:abstractNumId="4" w15:restartNumberingAfterBreak="0">
+  <w:abstractNum w:abstractNumId="8" w15:restartNumberingAfterBreak="0">
+    <w:nsid w:val="3EA16502"/>
+    <w:multiLevelType w:val="multilevel"/>
+    <w:tmpl w:val="8B86FDAC"/>
+    <w:lvl w:ilvl="0">
+      <w:start w:val="1"/>
+      <w:numFmt w:val="bullet"/>
+      <w:lvlText w:val=""/>
+      <w:lvlJc w:val="left"/>
+      <w:pPr>
+        <w:tabs>
+          <w:tab w:val="num" w:pos="720"/>
+        </w:tabs>
+        <w:ind w:left="720" w:hanging="360"/>
+      </w:pPr>
+      <w:rPr>
+        <w:rFonts w:ascii="Symbol" w:hAnsi="Symbol" w:hint="default"/>
+        <w:sz w:val="20"/>
+      </w:rPr>
+    </w:lvl>
+    <w:lvl w:ilvl="1" w:tentative="1">
+      <w:start w:val="1"/>
+      <w:numFmt w:val="bullet"/>
+      <w:lvlText w:val="o"/>
+      <w:lvlJc w:val="left"/>
+      <w:pPr>
+        <w:tabs>
+          <w:tab w:val="num" w:pos="1440"/>
+        </w:tabs>
+        <w:ind w:left="1440" w:hanging="360"/>
+      </w:pPr>
+      <w:rPr>
+        <w:rFonts w:ascii="Courier New" w:hAnsi="Courier New" w:hint="default"/>
+        <w:sz w:val="20"/>
+      </w:rPr>
+    </w:lvl>
+    <w:lvl w:ilvl="2" w:tentative="1">
+      <w:start w:val="1"/>
+      <w:numFmt w:val="bullet"/>
+      <w:lvlText w:val=""/>
+      <w:lvlJc w:val="left"/>
+      <w:pPr>
+        <w:tabs>
+          <w:tab w:val="num" w:pos="2160"/>
+        </w:tabs>
+        <w:ind w:left="2160" w:hanging="360"/>
+      </w:pPr>
+      <w:rPr>
+        <w:rFonts w:ascii="Wingdings" w:hAnsi="Wingdings" w:hint="default"/>
+        <w:sz w:val="20"/>
+      </w:rPr>
+    </w:lvl>
+    <w:lvl w:ilvl="3" w:tentative="1">
+      <w:start w:val="1"/>
+      <w:numFmt w:val="bullet"/>
+      <w:lvlText w:val=""/>
+      <w:lvlJc w:val="left"/>
+      <w:pPr>
+        <w:tabs>
+          <w:tab w:val="num" w:pos="2880"/>
+        </w:tabs>
+        <w:ind w:left="2880" w:hanging="360"/>
+      </w:pPr>
+      <w:rPr>
+        <w:rFonts w:ascii="Wingdings" w:hAnsi="Wingdings" w:hint="default"/>
+        <w:sz w:val="20"/>
+      </w:rPr>
+    </w:lvl>
+    <w:lvl w:ilvl="4" w:tentative="1">
+      <w:start w:val="1"/>
+      <w:numFmt w:val="bullet"/>
+      <w:lvlText w:val=""/>
+      <w:lvlJc w:val="left"/>
+      <w:pPr>
+        <w:tabs>
+          <w:tab w:val="num" w:pos="3600"/>
+        </w:tabs>
+        <w:ind w:left="3600" w:hanging="360"/>
+      </w:pPr>
+      <w:rPr>
+        <w:rFonts w:ascii="Wingdings" w:hAnsi="Wingdings" w:hint="default"/>
+        <w:sz w:val="20"/>
+      </w:rPr>
+    </w:lvl>
+    <w:lvl w:ilvl="5" w:tentative="1">
+      <w:start w:val="1"/>
+      <w:numFmt w:val="bullet"/>
+      <w:lvlText w:val=""/>
+      <w:lvlJc w:val="left"/>
+      <w:pPr>
+        <w:tabs>
+          <w:tab w:val="num" w:pos="4320"/>
+        </w:tabs>
+        <w:ind w:left="4320" w:hanging="360"/>
+      </w:pPr>
+      <w:rPr>
+        <w:rFonts w:ascii="Wingdings" w:hAnsi="Wingdings" w:hint="default"/>
+        <w:sz w:val="20"/>
+      </w:rPr>
+    </w:lvl>
+    <w:lvl w:ilvl="6" w:tentative="1">
+      <w:start w:val="1"/>
+      <w:numFmt w:val="bullet"/>
+      <w:lvlText w:val=""/>
+      <w:lvlJc w:val="left"/>
+      <w:pPr>
+        <w:tabs>
+          <w:tab w:val="num" w:pos="5040"/>
+        </w:tabs>
+        <w:ind w:left="5040" w:hanging="360"/>
+      </w:pPr>
+      <w:rPr>
+        <w:rFonts w:ascii="Wingdings" w:hAnsi="Wingdings" w:hint="default"/>
+        <w:sz w:val="20"/>
+      </w:rPr>
+    </w:lvl>
+    <w:lvl w:ilvl="7" w:tentative="1">
+      <w:start w:val="1"/>
+      <w:numFmt w:val="bullet"/>
+      <w:lvlText w:val=""/>
+      <w:lvlJc w:val="left"/>
+      <w:pPr>
+        <w:tabs>
+          <w:tab w:val="num" w:pos="5760"/>
+        </w:tabs>
+        <w:ind w:left="5760" w:hanging="360"/>
+      </w:pPr>
+      <w:rPr>
+        <w:rFonts w:ascii="Wingdings" w:hAnsi="Wingdings" w:hint="default"/>
+        <w:sz w:val="20"/>
+      </w:rPr>
+    </w:lvl>
+    <w:lvl w:ilvl="8" w:tentative="1">
+      <w:start w:val="1"/>
+      <w:numFmt w:val="bullet"/>
+      <w:lvlText w:val=""/>
+      <w:lvlJc w:val="left"/>
+      <w:pPr>
+        <w:tabs>
+          <w:tab w:val="num" w:pos="6480"/>
+        </w:tabs>
+        <w:ind w:left="6480" w:hanging="360"/>
+      </w:pPr>
+      <w:rPr>
+        <w:rFonts w:ascii="Wingdings" w:hAnsi="Wingdings" w:hint="default"/>
+        <w:sz w:val="20"/>
+      </w:rPr>
+    </w:lvl>
+  </w:abstractNum>
+  <w:abstractNum w:abstractNumId="9" w15:restartNumberingAfterBreak="0">
+    <w:nsid w:val="506D22C1"/>
+    <w:multiLevelType w:val="multilevel"/>
+    <w:tmpl w:val="17C088CC"/>
+    <w:lvl w:ilvl="0">
+      <w:start w:val="1"/>
+      <w:numFmt w:val="bullet"/>
+      <w:lvlText w:val=""/>
+      <w:lvlJc w:val="left"/>
+      <w:pPr>
+        <w:tabs>
+          <w:tab w:val="num" w:pos="720"/>
+        </w:tabs>
+        <w:ind w:left="720" w:hanging="360"/>
+      </w:pPr>
+      <w:rPr>
+        <w:rFonts w:ascii="Symbol" w:hAnsi="Symbol" w:hint="default"/>
+        <w:sz w:val="20"/>
+      </w:rPr>
+    </w:lvl>
+    <w:lvl w:ilvl="1" w:tentative="1">
+      <w:start w:val="1"/>
+      <w:numFmt w:val="bullet"/>
+      <w:lvlText w:val="o"/>
+      <w:lvlJc w:val="left"/>
+      <w:pPr>
+        <w:tabs>
+          <w:tab w:val="num" w:pos="1440"/>
+        </w:tabs>
+        <w:ind w:left="1440" w:hanging="360"/>
+      </w:pPr>
+      <w:rPr>
+        <w:rFonts w:ascii="Courier New" w:hAnsi="Courier New" w:hint="default"/>
+        <w:sz w:val="20"/>
+      </w:rPr>
+    </w:lvl>
+    <w:lvl w:ilvl="2" w:tentative="1">
+      <w:start w:val="1"/>
+      <w:numFmt w:val="bullet"/>
+      <w:lvlText w:val=""/>
+      <w:lvlJc w:val="left"/>
+      <w:pPr>
+        <w:tabs>
+          <w:tab w:val="num" w:pos="2160"/>
+        </w:tabs>
+        <w:ind w:left="2160" w:hanging="360"/>
+      </w:pPr>
+      <w:rPr>
+        <w:rFonts w:ascii="Wingdings" w:hAnsi="Wingdings" w:hint="default"/>
+        <w:sz w:val="20"/>
+      </w:rPr>
+    </w:lvl>
+    <w:lvl w:ilvl="3" w:tentative="1">
+      <w:start w:val="1"/>
+      <w:numFmt w:val="bullet"/>
+      <w:lvlText w:val=""/>
+      <w:lvlJc w:val="left"/>
+      <w:pPr>
+        <w:tabs>
+          <w:tab w:val="num" w:pos="2880"/>
+        </w:tabs>
+        <w:ind w:left="2880" w:hanging="360"/>
+      </w:pPr>
+      <w:rPr>
+        <w:rFonts w:ascii="Wingdings" w:hAnsi="Wingdings" w:hint="default"/>
+        <w:sz w:val="20"/>
+      </w:rPr>
+    </w:lvl>
+    <w:lvl w:ilvl="4" w:tentative="1">
+      <w:start w:val="1"/>
+      <w:numFmt w:val="bullet"/>
+      <w:lvlText w:val=""/>
+      <w:lvlJc w:val="left"/>
+      <w:pPr>
+        <w:tabs>
+          <w:tab w:val="num" w:pos="3600"/>
+        </w:tabs>
+        <w:ind w:left="3600" w:hanging="360"/>
+      </w:pPr>
+      <w:rPr>
+        <w:rFonts w:ascii="Wingdings" w:hAnsi="Wingdings" w:hint="default"/>
+        <w:sz w:val="20"/>
+      </w:rPr>
+    </w:lvl>
+    <w:lvl w:ilvl="5" w:tentative="1">
+      <w:start w:val="1"/>
+      <w:numFmt w:val="bullet"/>
+      <w:lvlText w:val=""/>
+      <w:lvlJc w:val="left"/>
+      <w:pPr>
+        <w:tabs>
+          <w:tab w:val="num" w:pos="4320"/>
+        </w:tabs>
+        <w:ind w:left="4320" w:hanging="360"/>
+      </w:pPr>
+      <w:rPr>
+        <w:rFonts w:ascii="Wingdings" w:hAnsi="Wingdings" w:hint="default"/>
+        <w:sz w:val="20"/>
+      </w:rPr>
+    </w:lvl>
+    <w:lvl w:ilvl="6" w:tentative="1">
+      <w:start w:val="1"/>
+      <w:numFmt w:val="bullet"/>
+      <w:lvlText w:val=""/>
+      <w:lvlJc w:val="left"/>
+      <w:pPr>
+        <w:tabs>
+          <w:tab w:val="num" w:pos="5040"/>
+        </w:tabs>
+        <w:ind w:left="5040" w:hanging="360"/>
+      </w:pPr>
+      <w:rPr>
+        <w:rFonts w:ascii="Wingdings" w:hAnsi="Wingdings" w:hint="default"/>
+        <w:sz w:val="20"/>
+      </w:rPr>
+    </w:lvl>
+    <w:lvl w:ilvl="7" w:tentative="1">
+      <w:start w:val="1"/>
+      <w:numFmt w:val="bullet"/>
+      <w:lvlText w:val=""/>
+      <w:lvlJc w:val="left"/>
+      <w:pPr>
+        <w:tabs>
+          <w:tab w:val="num" w:pos="5760"/>
+        </w:tabs>
+        <w:ind w:left="5760" w:hanging="360"/>
+      </w:pPr>
+      <w:rPr>
+        <w:rFonts w:ascii="Wingdings" w:hAnsi="Wingdings" w:hint="default"/>
+        <w:sz w:val="20"/>
+      </w:rPr>
+    </w:lvl>
+    <w:lvl w:ilvl="8" w:tentative="1">
+      <w:start w:val="1"/>
+      <w:numFmt w:val="bullet"/>
+      <w:lvlText w:val=""/>
+      <w:lvlJc w:val="left"/>
+      <w:pPr>
+        <w:tabs>
+          <w:tab w:val="num" w:pos="6480"/>
+        </w:tabs>
+        <w:ind w:left="6480" w:hanging="360"/>
+      </w:pPr>
+      <w:rPr>
+        <w:rFonts w:ascii="Wingdings" w:hAnsi="Wingdings" w:hint="default"/>
+        <w:sz w:val="20"/>
+      </w:rPr>
+    </w:lvl>
+  </w:abstractNum>
+  <w:abstractNum w:abstractNumId="10" w15:restartNumberingAfterBreak="0">
     <w:nsid w:val="64641AAE"/>
     <w:multiLevelType w:val="multilevel"/>
     <w:tmpl w:val="9C8C1D70"/>
@@ -2789,7 +2565,120 @@
       </w:rPr>
     </w:lvl>
   </w:abstractNum>
-  <w:abstractNum w:abstractNumId="5" w15:restartNumberingAfterBreak="0">
+  <w:abstractNum w:abstractNumId="11" w15:restartNumberingAfterBreak="0">
+    <w:nsid w:val="69331706"/>
+    <w:multiLevelType w:val="multilevel"/>
+    <w:tmpl w:val="10A4C016"/>
+    <w:lvl w:ilvl="0">
+      <w:start w:val="1"/>
+      <w:numFmt w:val="decimal"/>
+      <w:lvlText w:val="%1."/>
+      <w:lvlJc w:val="left"/>
+      <w:pPr>
+        <w:tabs>
+          <w:tab w:val="num" w:pos="720"/>
+        </w:tabs>
+        <w:ind w:left="720" w:hanging="360"/>
+      </w:pPr>
+    </w:lvl>
+    <w:lvl w:ilvl="1" w:tentative="1">
+      <w:start w:val="1"/>
+      <w:numFmt w:val="decimal"/>
+      <w:lvlText w:val="%2."/>
+      <w:lvlJc w:val="left"/>
+      <w:pPr>
+        <w:tabs>
+          <w:tab w:val="num" w:pos="1440"/>
+        </w:tabs>
+        <w:ind w:left="1440" w:hanging="360"/>
+      </w:pPr>
+    </w:lvl>
+    <w:lvl w:ilvl="2" w:tentative="1">
+      <w:start w:val="1"/>
+      <w:numFmt w:val="decimal"/>
+      <w:lvlText w:val="%3."/>
+      <w:lvlJc w:val="left"/>
+      <w:pPr>
+        <w:tabs>
+          <w:tab w:val="num" w:pos="2160"/>
+        </w:tabs>
+        <w:ind w:left="2160" w:hanging="360"/>
+      </w:pPr>
+    </w:lvl>
+    <w:lvl w:ilvl="3" w:tentative="1">
+      <w:start w:val="1"/>
+      <w:numFmt w:val="decimal"/>
+      <w:lvlText w:val="%4."/>
+      <w:lvlJc w:val="left"/>
+      <w:pPr>
+        <w:tabs>
+          <w:tab w:val="num" w:pos="2880"/>
+        </w:tabs>
+        <w:ind w:left="2880" w:hanging="360"/>
+      </w:pPr>
+    </w:lvl>
+    <w:lvl w:ilvl="4" w:tentative="1">
+      <w:start w:val="1"/>
+      <w:numFmt w:val="decimal"/>
+      <w:lvlText w:val="%5."/>
+      <w:lvlJc w:val="left"/>
+      <w:pPr>
+        <w:tabs>
+          <w:tab w:val="num" w:pos="3600"/>
+        </w:tabs>
+        <w:ind w:left="3600" w:hanging="360"/>
+      </w:pPr>
+    </w:lvl>
+    <w:lvl w:ilvl="5" w:tentative="1">
+      <w:start w:val="1"/>
+      <w:numFmt w:val="decimal"/>
+      <w:lvlText w:val="%6."/>
+      <w:lvlJc w:val="left"/>
+      <w:pPr>
+        <w:tabs>
+          <w:tab w:val="num" w:pos="4320"/>
+        </w:tabs>
+        <w:ind w:left="4320" w:hanging="360"/>
+      </w:pPr>
+    </w:lvl>
+    <w:lvl w:ilvl="6" w:tentative="1">
+      <w:start w:val="1"/>
+      <w:numFmt w:val="decimal"/>
+      <w:lvlText w:val="%7."/>
+      <w:lvlJc w:val="left"/>
+      <w:pPr>
+        <w:tabs>
+          <w:tab w:val="num" w:pos="5040"/>
+        </w:tabs>
+        <w:ind w:left="5040" w:hanging="360"/>
+      </w:pPr>
+    </w:lvl>
+    <w:lvl w:ilvl="7" w:tentative="1">
+      <w:start w:val="1"/>
+      <w:numFmt w:val="decimal"/>
+      <w:lvlText w:val="%8."/>
+      <w:lvlJc w:val="left"/>
+      <w:pPr>
+        <w:tabs>
+          <w:tab w:val="num" w:pos="5760"/>
+        </w:tabs>
+        <w:ind w:left="5760" w:hanging="360"/>
+      </w:pPr>
+    </w:lvl>
+    <w:lvl w:ilvl="8" w:tentative="1">
+      <w:start w:val="1"/>
+      <w:numFmt w:val="decimal"/>
+      <w:lvlText w:val="%9."/>
+      <w:lvlJc w:val="left"/>
+      <w:pPr>
+        <w:tabs>
+          <w:tab w:val="num" w:pos="6480"/>
+        </w:tabs>
+        <w:ind w:left="6480" w:hanging="360"/>
+      </w:pPr>
+    </w:lvl>
+  </w:abstractNum>
+  <w:abstractNum w:abstractNumId="12" w15:restartNumberingAfterBreak="0">
     <w:nsid w:val="74860F14"/>
     <w:multiLevelType w:val="multilevel"/>
     <w:tmpl w:val="30E635DA"/>
@@ -2938,23 +2827,196 @@
       </w:rPr>
     </w:lvl>
   </w:abstractNum>
+  <w:abstractNum w:abstractNumId="13" w15:restartNumberingAfterBreak="0">
+    <w:nsid w:val="7DD95041"/>
+    <w:multiLevelType w:val="multilevel"/>
+    <w:tmpl w:val="23E44F38"/>
+    <w:lvl w:ilvl="0">
+      <w:start w:val="1"/>
+      <w:numFmt w:val="bullet"/>
+      <w:lvlText w:val=""/>
+      <w:lvlJc w:val="left"/>
+      <w:pPr>
+        <w:tabs>
+          <w:tab w:val="num" w:pos="720"/>
+        </w:tabs>
+        <w:ind w:left="720" w:hanging="360"/>
+      </w:pPr>
+      <w:rPr>
+        <w:rFonts w:ascii="Symbol" w:hAnsi="Symbol" w:hint="default"/>
+        <w:sz w:val="20"/>
+      </w:rPr>
+    </w:lvl>
+    <w:lvl w:ilvl="1" w:tentative="1">
+      <w:start w:val="1"/>
+      <w:numFmt w:val="bullet"/>
+      <w:lvlText w:val="o"/>
+      <w:lvlJc w:val="left"/>
+      <w:pPr>
+        <w:tabs>
+          <w:tab w:val="num" w:pos="1440"/>
+        </w:tabs>
+        <w:ind w:left="1440" w:hanging="360"/>
+      </w:pPr>
+      <w:rPr>
+        <w:rFonts w:ascii="Courier New" w:hAnsi="Courier New" w:hint="default"/>
+        <w:sz w:val="20"/>
+      </w:rPr>
+    </w:lvl>
+    <w:lvl w:ilvl="2" w:tentative="1">
+      <w:start w:val="1"/>
+      <w:numFmt w:val="bullet"/>
+      <w:lvlText w:val=""/>
+      <w:lvlJc w:val="left"/>
+      <w:pPr>
+        <w:tabs>
+          <w:tab w:val="num" w:pos="2160"/>
+        </w:tabs>
+        <w:ind w:left="2160" w:hanging="360"/>
+      </w:pPr>
+      <w:rPr>
+        <w:rFonts w:ascii="Wingdings" w:hAnsi="Wingdings" w:hint="default"/>
+        <w:sz w:val="20"/>
+      </w:rPr>
+    </w:lvl>
+    <w:lvl w:ilvl="3" w:tentative="1">
+      <w:start w:val="1"/>
+      <w:numFmt w:val="bullet"/>
+      <w:lvlText w:val=""/>
+      <w:lvlJc w:val="left"/>
+      <w:pPr>
+        <w:tabs>
+          <w:tab w:val="num" w:pos="2880"/>
+        </w:tabs>
+        <w:ind w:left="2880" w:hanging="360"/>
+      </w:pPr>
+      <w:rPr>
+        <w:rFonts w:ascii="Wingdings" w:hAnsi="Wingdings" w:hint="default"/>
+        <w:sz w:val="20"/>
+      </w:rPr>
+    </w:lvl>
+    <w:lvl w:ilvl="4" w:tentative="1">
+      <w:start w:val="1"/>
+      <w:numFmt w:val="bullet"/>
+      <w:lvlText w:val=""/>
+      <w:lvlJc w:val="left"/>
+      <w:pPr>
+        <w:tabs>
+          <w:tab w:val="num" w:pos="3600"/>
+        </w:tabs>
+        <w:ind w:left="3600" w:hanging="360"/>
+      </w:pPr>
+      <w:rPr>
+        <w:rFonts w:ascii="Wingdings" w:hAnsi="Wingdings" w:hint="default"/>
+        <w:sz w:val="20"/>
+      </w:rPr>
+    </w:lvl>
+    <w:lvl w:ilvl="5" w:tentative="1">
+      <w:start w:val="1"/>
+      <w:numFmt w:val="bullet"/>
+      <w:lvlText w:val=""/>
+      <w:lvlJc w:val="left"/>
+      <w:pPr>
+        <w:tabs>
+          <w:tab w:val="num" w:pos="4320"/>
+        </w:tabs>
+        <w:ind w:left="4320" w:hanging="360"/>
+      </w:pPr>
+      <w:rPr>
+        <w:rFonts w:ascii="Wingdings" w:hAnsi="Wingdings" w:hint="default"/>
+        <w:sz w:val="20"/>
+      </w:rPr>
+    </w:lvl>
+    <w:lvl w:ilvl="6" w:tentative="1">
+      <w:start w:val="1"/>
+      <w:numFmt w:val="bullet"/>
+      <w:lvlText w:val=""/>
+      <w:lvlJc w:val="left"/>
+      <w:pPr>
+        <w:tabs>
+          <w:tab w:val="num" w:pos="5040"/>
+        </w:tabs>
+        <w:ind w:left="5040" w:hanging="360"/>
+      </w:pPr>
+      <w:rPr>
+        <w:rFonts w:ascii="Wingdings" w:hAnsi="Wingdings" w:hint="default"/>
+        <w:sz w:val="20"/>
+      </w:rPr>
+    </w:lvl>
+    <w:lvl w:ilvl="7" w:tentative="1">
+      <w:start w:val="1"/>
+      <w:numFmt w:val="bullet"/>
+      <w:lvlText w:val=""/>
+      <w:lvlJc w:val="left"/>
+      <w:pPr>
+        <w:tabs>
+          <w:tab w:val="num" w:pos="5760"/>
+        </w:tabs>
+        <w:ind w:left="5760" w:hanging="360"/>
+      </w:pPr>
+      <w:rPr>
+        <w:rFonts w:ascii="Wingdings" w:hAnsi="Wingdings" w:hint="default"/>
+        <w:sz w:val="20"/>
+      </w:rPr>
+    </w:lvl>
+    <w:lvl w:ilvl="8" w:tentative="1">
+      <w:start w:val="1"/>
+      <w:numFmt w:val="bullet"/>
+      <w:lvlText w:val=""/>
+      <w:lvlJc w:val="left"/>
+      <w:pPr>
+        <w:tabs>
+          <w:tab w:val="num" w:pos="6480"/>
+        </w:tabs>
+        <w:ind w:left="6480" w:hanging="360"/>
+      </w:pPr>
+      <w:rPr>
+        <w:rFonts w:ascii="Wingdings" w:hAnsi="Wingdings" w:hint="default"/>
+        <w:sz w:val="20"/>
+      </w:rPr>
+    </w:lvl>
+  </w:abstractNum>
   <w:num w:numId="1" w16cid:durableId="1244335611">
-    <w:abstractNumId w:val="4"/>
+    <w:abstractNumId w:val="10"/>
   </w:num>
   <w:num w:numId="2" w16cid:durableId="420569398">
     <w:abstractNumId w:val="0"/>
   </w:num>
   <w:num w:numId="3" w16cid:durableId="363018367">
+    <w:abstractNumId w:val="7"/>
+  </w:num>
+  <w:num w:numId="4" w16cid:durableId="1361660843">
+    <w:abstractNumId w:val="5"/>
+  </w:num>
+  <w:num w:numId="5" w16cid:durableId="1450860156">
+    <w:abstractNumId w:val="6"/>
+  </w:num>
+  <w:num w:numId="6" w16cid:durableId="758647533">
+    <w:abstractNumId w:val="12"/>
+  </w:num>
+  <w:num w:numId="7" w16cid:durableId="646208508">
+    <w:abstractNumId w:val="4"/>
+  </w:num>
+  <w:num w:numId="8" w16cid:durableId="1072314182">
+    <w:abstractNumId w:val="2"/>
+  </w:num>
+  <w:num w:numId="9" w16cid:durableId="507865645">
+    <w:abstractNumId w:val="8"/>
+  </w:num>
+  <w:num w:numId="10" w16cid:durableId="2018851062">
     <w:abstractNumId w:val="3"/>
   </w:num>
-  <w:num w:numId="4" w16cid:durableId="1361660843">
+  <w:num w:numId="11" w16cid:durableId="1003971942">
+    <w:abstractNumId w:val="13"/>
+  </w:num>
+  <w:num w:numId="12" w16cid:durableId="1180848216">
+    <w:abstractNumId w:val="9"/>
+  </w:num>
+  <w:num w:numId="13" w16cid:durableId="386805625">
     <w:abstractNumId w:val="1"/>
   </w:num>
-  <w:num w:numId="5" w16cid:durableId="1450860156">
-    <w:abstractNumId w:val="2"/>
-  </w:num>
-  <w:num w:numId="6" w16cid:durableId="758647533">
-    <w:abstractNumId w:val="5"/>
+  <w:num w:numId="14" w16cid:durableId="1159154045">
+    <w:abstractNumId w:val="11"/>
   </w:num>
 </w:numbering>
 </file>
